--- a/测试用例/丙-缺陷报告-M3-M6.docx
+++ b/测试用例/丙-缺陷报告-M3-M6.docx
@@ -12,8 +12,6 @@
           <w:szCs w:val="72"/>
         </w:rPr>
       </w:pPr>
-      <w:bookmarkStart w:id="17" w:name="_GoBack"/>
-      <w:bookmarkEnd w:id="17"/>
     </w:p>
     <w:p>
       <w:pPr>
@@ -2036,8 +2034,7 @@
     </w:p>
     <w:p>
       <w:pPr>
-        <w:spacing w:line="360" w:lineRule="auto"/>
-        <w:ind w:firstLine="420" w:firstLineChars="200"/>
+        <w:bidi w:val="0"/>
         <w:rPr>
           <w:rFonts w:hint="eastAsia"/>
         </w:rPr>
@@ -2045,9 +2042,36 @@
       <w:r>
         <w:rPr>
           <w:rFonts w:hint="eastAsia"/>
-          <w:color w:val="0000FF"/>
-        </w:rPr>
-        <w:t>OK/POK/NG/NT：用例执行结果代号（通过/部分通过/不通过/用例有误）。BS-IT-nnn：集成测试用例编号规则（本项目）。M3/M6：图书浏览与检索模块/后台管理模块。</w:t>
+        </w:rPr>
+        <w:t>OK/POK/NG/NT：用例执行结果代号（通过/部分通过/不通过/用例有误）。</w:t>
+      </w:r>
+    </w:p>
+    <w:p>
+      <w:pPr>
+        <w:bidi w:val="0"/>
+        <w:rPr>
+          <w:rFonts w:hint="eastAsia"/>
+        </w:rPr>
+      </w:pPr>
+      <w:r>
+        <w:rPr>
+          <w:rFonts w:hint="eastAsia"/>
+        </w:rPr>
+        <w:t>BS-IT-nnn：集成测试用例编号规则（本项目）。</w:t>
+      </w:r>
+    </w:p>
+    <w:p>
+      <w:pPr>
+        <w:bidi w:val="0"/>
+        <w:rPr>
+          <w:rFonts w:hint="eastAsia"/>
+        </w:rPr>
+      </w:pPr>
+      <w:r>
+        <w:rPr>
+          <w:rFonts w:hint="eastAsia"/>
+        </w:rPr>
+        <w:t>M3/M6：图书浏览与检索模块/后台管理模块。</w:t>
       </w:r>
     </w:p>
     <w:p>
@@ -2251,11 +2275,7 @@
             <w:noWrap w:val="0"/>
             <w:vAlign w:val="center"/>
           </w:tcPr>
-          <w:p>
-            <w:r>
-              <w:t>1</w:t>
-            </w:r>
-          </w:p>
+          <w:p/>
         </w:tc>
         <w:tc>
           <w:tcPr>
@@ -2263,11 +2283,7 @@
             <w:noWrap w:val="0"/>
             <w:vAlign w:val="center"/>
           </w:tcPr>
-          <w:p>
-            <w:r>
-              <w:t>网上书店系统项目说明</w:t>
-            </w:r>
-          </w:p>
+          <w:p/>
         </w:tc>
         <w:tc>
           <w:tcPr>
@@ -2275,11 +2291,7 @@
             <w:noWrap w:val="0"/>
             <w:vAlign w:val="center"/>
           </w:tcPr>
-          <w:p>
-            <w:r>
-              <w:t>网上书店项目/readme.md</w:t>
-            </w:r>
-          </w:p>
+          <w:p/>
         </w:tc>
         <w:tc>
           <w:tcPr>
@@ -2287,11 +2299,7 @@
             <w:noWrap w:val="0"/>
             <w:vAlign w:val="center"/>
           </w:tcPr>
-          <w:p>
-            <w:r>
-              <w:t>2022-09</w:t>
-            </w:r>
-          </w:p>
+          <w:p/>
         </w:tc>
         <w:tc>
           <w:tcPr>
@@ -2299,11 +2307,7 @@
             <w:noWrap w:val="0"/>
             <w:vAlign w:val="center"/>
           </w:tcPr>
-          <w:p>
-            <w:r>
-              <w:t>开源项目</w:t>
-            </w:r>
-          </w:p>
+          <w:p/>
         </w:tc>
       </w:tr>
       <w:tr>
@@ -2332,11 +2336,7 @@
             <w:noWrap w:val="0"/>
             <w:vAlign w:val="center"/>
           </w:tcPr>
-          <w:p>
-            <w:r>
-              <w:t>2</w:t>
-            </w:r>
-          </w:p>
+          <w:p/>
         </w:tc>
         <w:tc>
           <w:tcPr>
@@ -2344,11 +2344,7 @@
             <w:noWrap w:val="0"/>
             <w:vAlign w:val="center"/>
           </w:tcPr>
-          <w:p>
-            <w:r>
-              <w:t>测试模块划分与分工</w:t>
-            </w:r>
-          </w:p>
+          <w:p/>
         </w:tc>
         <w:tc>
           <w:tcPr>
@@ -2356,11 +2352,7 @@
             <w:noWrap w:val="0"/>
             <w:vAlign w:val="center"/>
           </w:tcPr>
-          <w:p>
-            <w:r>
-              <w:t>测试模块划分与分工.md</w:t>
-            </w:r>
-          </w:p>
+          <w:p/>
         </w:tc>
         <w:tc>
           <w:tcPr>
@@ -2368,11 +2360,7 @@
             <w:noWrap w:val="0"/>
             <w:vAlign w:val="center"/>
           </w:tcPr>
-          <w:p>
-            <w:r>
-              <w:t>2026-09</w:t>
-            </w:r>
-          </w:p>
+          <w:p/>
         </w:tc>
         <w:tc>
           <w:tcPr>
@@ -2380,11 +2368,7 @@
             <w:noWrap w:val="0"/>
             <w:vAlign w:val="center"/>
           </w:tcPr>
-          <w:p>
-            <w:r>
-              <w:t>课程小组</w:t>
-            </w:r>
-          </w:p>
+          <w:p/>
         </w:tc>
       </w:tr>
       <w:tr>
@@ -2414,9 +2398,12 @@
             <w:vAlign w:val="center"/>
           </w:tcPr>
           <w:p>
-            <w:r>
-              <w:t>3</w:t>
-            </w:r>
+            <w:pPr>
+              <w:jc w:val="center"/>
+              <w:rPr>
+                <w:rFonts w:hint="eastAsia"/>
+              </w:rPr>
+            </w:pPr>
           </w:p>
         </w:tc>
         <w:tc>
@@ -2426,9 +2413,12 @@
             <w:vAlign w:val="center"/>
           </w:tcPr>
           <w:p>
-            <w:r>
-              <w:t>实践作业文档模板2026</w:t>
-            </w:r>
+            <w:pPr>
+              <w:jc w:val="center"/>
+              <w:rPr>
+                <w:rFonts w:hint="eastAsia"/>
+              </w:rPr>
+            </w:pPr>
           </w:p>
         </w:tc>
         <w:tc>
@@ -2438,9 +2428,12 @@
             <w:vAlign w:val="center"/>
           </w:tcPr>
           <w:p>
-            <w:r>
-              <w:t>软件测试实践作业/实践作业-文档模板2026</w:t>
-            </w:r>
+            <w:pPr>
+              <w:jc w:val="center"/>
+              <w:rPr>
+                <w:rFonts w:hint="eastAsia"/>
+              </w:rPr>
+            </w:pPr>
           </w:p>
         </w:tc>
         <w:tc>
@@ -2450,9 +2443,12 @@
             <w:vAlign w:val="center"/>
           </w:tcPr>
           <w:p>
-            <w:r>
-              <w:t>2026-09</w:t>
-            </w:r>
+            <w:pPr>
+              <w:jc w:val="center"/>
+              <w:rPr>
+                <w:rFonts w:hint="eastAsia"/>
+              </w:rPr>
+            </w:pPr>
           </w:p>
         </w:tc>
         <w:tc>
@@ -2462,9 +2458,12 @@
             <w:vAlign w:val="center"/>
           </w:tcPr>
           <w:p>
-            <w:r>
-              <w:t>课程</w:t>
-            </w:r>
+            <w:pPr>
+              <w:jc w:val="center"/>
+              <w:rPr>
+                <w:rFonts w:hint="eastAsia"/>
+              </w:rPr>
+            </w:pPr>
           </w:p>
         </w:tc>
       </w:tr>
@@ -2564,102 +2563,6 @@
           </w:p>
         </w:tc>
       </w:tr>
-      <w:tr>
-        <w:tblPrEx>
-          <w:tblBorders>
-            <w:top w:val="single" w:color="000000" w:sz="4" w:space="0"/>
-            <w:left w:val="single" w:color="000000" w:sz="4" w:space="0"/>
-            <w:bottom w:val="single" w:color="000000" w:sz="4" w:space="0"/>
-            <w:right w:val="single" w:color="000000" w:sz="4" w:space="0"/>
-            <w:insideH w:val="single" w:color="000000" w:sz="4" w:space="0"/>
-            <w:insideV w:val="single" w:color="000000" w:sz="4" w:space="0"/>
-          </w:tblBorders>
-          <w:tblCellMar>
-            <w:top w:w="0" w:type="dxa"/>
-            <w:left w:w="108" w:type="dxa"/>
-            <w:bottom w:w="0" w:type="dxa"/>
-            <w:right w:w="108" w:type="dxa"/>
-          </w:tblCellMar>
-        </w:tblPrEx>
-        <w:trPr>
-          <w:jc w:val="center"/>
-        </w:trPr>
-        <w:tc>
-          <w:tcPr>
-            <w:tcW w:w="648" w:type="dxa"/>
-            <w:noWrap w:val="0"/>
-            <w:vAlign w:val="center"/>
-          </w:tcPr>
-          <w:p>
-            <w:pPr>
-              <w:jc w:val="center"/>
-              <w:rPr>
-                <w:rFonts w:hint="eastAsia"/>
-              </w:rPr>
-            </w:pPr>
-          </w:p>
-        </w:tc>
-        <w:tc>
-          <w:tcPr>
-            <w:tcW w:w="1980" w:type="dxa"/>
-            <w:noWrap w:val="0"/>
-            <w:vAlign w:val="center"/>
-          </w:tcPr>
-          <w:p>
-            <w:pPr>
-              <w:jc w:val="center"/>
-              <w:rPr>
-                <w:rFonts w:hint="eastAsia"/>
-              </w:rPr>
-            </w:pPr>
-          </w:p>
-        </w:tc>
-        <w:tc>
-          <w:tcPr>
-            <w:tcW w:w="2325" w:type="dxa"/>
-            <w:noWrap w:val="0"/>
-            <w:vAlign w:val="center"/>
-          </w:tcPr>
-          <w:p>
-            <w:pPr>
-              <w:jc w:val="center"/>
-              <w:rPr>
-                <w:rFonts w:hint="eastAsia"/>
-              </w:rPr>
-            </w:pPr>
-          </w:p>
-        </w:tc>
-        <w:tc>
-          <w:tcPr>
-            <w:tcW w:w="1206" w:type="dxa"/>
-            <w:noWrap w:val="0"/>
-            <w:vAlign w:val="center"/>
-          </w:tcPr>
-          <w:p>
-            <w:pPr>
-              <w:jc w:val="center"/>
-              <w:rPr>
-                <w:rFonts w:hint="eastAsia"/>
-              </w:rPr>
-            </w:pPr>
-          </w:p>
-        </w:tc>
-        <w:tc>
-          <w:tcPr>
-            <w:tcW w:w="1905" w:type="dxa"/>
-            <w:noWrap w:val="0"/>
-            <w:vAlign w:val="center"/>
-          </w:tcPr>
-          <w:p>
-            <w:pPr>
-              <w:jc w:val="center"/>
-              <w:rPr>
-                <w:rFonts w:hint="eastAsia"/>
-              </w:rPr>
-            </w:pPr>
-          </w:p>
-        </w:tc>
-      </w:tr>
     </w:tbl>
     <w:p>
       <w:pPr>
@@ -2697,17 +2600,15 @@
     </w:p>
     <w:p>
       <w:pPr>
-        <w:spacing w:line="360" w:lineRule="auto"/>
-        <w:ind w:firstLine="420" w:firstLineChars="200"/>
+        <w:bidi w:val="0"/>
+        <w:ind w:firstLine="420" w:firstLineChars="0"/>
         <w:rPr>
           <w:rFonts w:hint="eastAsia"/>
-          <w:color w:val="0000FF"/>
         </w:rPr>
       </w:pPr>
       <w:r>
         <w:rPr>
           <w:rFonts w:hint="eastAsia"/>
-          <w:color w:val="0000FF"/>
         </w:rPr>
         <w:t>普通PC即可（本次测试：CPU 12代酷睿、内存16GB、SSD），无特殊硬件要求。</w:t>
       </w:r>
@@ -2731,17 +2632,15 @@
     </w:p>
     <w:p>
       <w:pPr>
-        <w:spacing w:line="360" w:lineRule="auto"/>
-        <w:ind w:firstLine="420" w:firstLineChars="200"/>
+        <w:bidi w:val="0"/>
+        <w:ind w:firstLine="420" w:firstLineChars="0"/>
         <w:rPr>
           <w:rFonts w:hint="eastAsia"/>
-          <w:color w:val="0000FF"/>
         </w:rPr>
       </w:pPr>
       <w:r>
         <w:rPr>
           <w:rFonts w:hint="eastAsia"/>
-          <w:color w:val="0000FF"/>
         </w:rPr>
         <w:t>操作系统 Windows 11；JDK 11（测试进程）；Tomcat 9.0（context path=/Book，端口8080）；MySQL 8.0（库名book，账号bookstore）；JUnit 4.12 + hamcrest 1.3；测试脚本仓库tests/目录，run-tests.bat一键执行。</w:t>
       </w:r>
@@ -2782,17 +2681,16 @@
     </w:p>
     <w:p>
       <w:pPr>
+        <w:bidi w:val="0"/>
         <w:spacing w:line="360" w:lineRule="auto"/>
-        <w:ind w:firstLine="420" w:firstLineChars="200"/>
+        <w:ind w:firstLine="420" w:firstLineChars="0"/>
         <w:rPr>
           <w:rFonts w:hint="eastAsia"/>
-          <w:color w:val="0000FF"/>
         </w:rPr>
       </w:pPr>
       <w:r>
         <w:rPr>
           <w:rFonts w:hint="eastAsia"/>
-          <w:color w:val="0000FF"/>
         </w:rPr>
         <w:t>被测对象为网上书店系统，源码位于仓库 网上书店项目/，编译后部署于本机Tomcat 9（http://localhost:8080/Book/），数据库由 sql/bookstore.sql 初始化（29本图书、admin账号）。</w:t>
       </w:r>
@@ -2828,13 +2726,6 @@
         </w:rPr>
         <w:t>本次测试针对M3图书浏览与检索、M6后台管理两个模块的全部12条用例展开（BS-IT-041~046、BS-IT-101~106），优先级为高的测试项全覆盖；方法采用边界值法、等价类法与场景法结合，全部用例经JUnit自动化执行。</w:t>
       </w:r>
-      <w:r>
-        <w:rPr>
-          <w:rFonts w:hint="eastAsia"/>
-          <w:color w:val="0000FF"/>
-        </w:rPr>
-        <w:t>（应根据实际的策略来撰写。）</w:t>
-      </w:r>
     </w:p>
     <w:p>
       <w:pPr>
@@ -2855,19 +2746,82 @@
     </w:p>
     <w:p>
       <w:pPr>
+        <w:numPr>
+          <w:ilvl w:val="0"/>
+          <w:numId w:val="2"/>
+        </w:numPr>
+        <w:bidi w:val="0"/>
         <w:spacing w:line="360" w:lineRule="auto"/>
-        <w:ind w:firstLine="420" w:firstLineChars="200"/>
+        <w:ind w:firstLine="420" w:firstLineChars="0"/>
         <w:rPr>
           <w:rFonts w:hint="eastAsia"/>
-          <w:color w:val="0000FF"/>
         </w:rPr>
       </w:pPr>
       <w:r>
         <w:rPr>
           <w:rFonts w:hint="eastAsia"/>
-          <w:color w:val="0000FF"/>
-        </w:rPr>
-        <w:t>1. 启动MySQL并导入bookstore.sql；2. 编译项目并部署到Tomcat（/Book）；3. 运行 tests\run-tests.bat 一键编译并执行12条自动化用例；4. 对NG用例用curl/浏览器人工复核，确认缺陷后登记于3.4节。</w:t>
+        </w:rPr>
+        <w:t>启动MySQL并导入bookstore.sql；</w:t>
+      </w:r>
+    </w:p>
+    <w:p>
+      <w:pPr>
+        <w:numPr>
+          <w:ilvl w:val="0"/>
+          <w:numId w:val="2"/>
+        </w:numPr>
+        <w:bidi w:val="0"/>
+        <w:spacing w:line="360" w:lineRule="auto"/>
+        <w:ind w:firstLine="420" w:firstLineChars="0"/>
+        <w:rPr>
+          <w:rFonts w:hint="eastAsia"/>
+        </w:rPr>
+      </w:pPr>
+      <w:r>
+        <w:rPr>
+          <w:rFonts w:hint="eastAsia"/>
+        </w:rPr>
+        <w:t>编译项目并部署到Tomcat（/Book）；</w:t>
+      </w:r>
+    </w:p>
+    <w:p>
+      <w:pPr>
+        <w:numPr>
+          <w:ilvl w:val="0"/>
+          <w:numId w:val="2"/>
+        </w:numPr>
+        <w:bidi w:val="0"/>
+        <w:spacing w:line="360" w:lineRule="auto"/>
+        <w:ind w:firstLine="420" w:firstLineChars="0"/>
+        <w:rPr>
+          <w:rFonts w:hint="eastAsia"/>
+        </w:rPr>
+      </w:pPr>
+      <w:r>
+        <w:rPr>
+          <w:rFonts w:hint="eastAsia"/>
+        </w:rPr>
+        <w:t>运行 tests\run-tests.bat 一键编译并执行12条自动化用例；</w:t>
+      </w:r>
+    </w:p>
+    <w:p>
+      <w:pPr>
+        <w:numPr>
+          <w:ilvl w:val="0"/>
+          <w:numId w:val="2"/>
+        </w:numPr>
+        <w:bidi w:val="0"/>
+        <w:spacing w:line="360" w:lineRule="auto"/>
+        <w:ind w:firstLine="420" w:firstLineChars="0"/>
+        <w:rPr>
+          <w:rFonts w:hint="eastAsia"/>
+        </w:rPr>
+      </w:pPr>
+      <w:r>
+        <w:rPr>
+          <w:rFonts w:hint="eastAsia"/>
+        </w:rPr>
+        <w:t>对NG用例用curl/浏览器人工复核，确认缺陷后登记于3.4节。</w:t>
       </w:r>
     </w:p>
     <w:p>
@@ -2922,26 +2876,6 @@
         </w:rPr>
         <w:t>M3模块确认缺陷5个，如表3.4.1~3.4.5所示。</w:t>
       </w:r>
-      <w:r>
-        <w:rPr>
-          <w:rFonts w:hint="eastAsia"/>
-          <w:color w:val="0000FF"/>
-        </w:rPr>
-        <w:t>（这里给出了</w:t>
-      </w:r>
-      <w:r>
-        <w:rPr>
-          <w:color w:val="0000FF"/>
-        </w:rPr>
-        <w:t>1</w:t>
-      </w:r>
-      <w:r>
-        <w:rPr>
-          <w:rFonts w:hint="eastAsia"/>
-          <w:color w:val="0000FF"/>
-        </w:rPr>
-        <w:t>个缺陷的例子，可仿照此格式来撰写缺陷报告。）</w:t>
-      </w:r>
     </w:p>
     <w:p>
       <w:pPr>
@@ -2960,7 +2894,15 @@
           <w:sz w:val="28"/>
           <w:szCs w:val="28"/>
         </w:rPr>
-        <w:t>表3.4.1  001-分页参数pageSize为0或负数时服务端500错误</w:t>
+        <w:t xml:space="preserve">表3.4.1  </w:t>
+      </w:r>
+      <w:r>
+        <w:rPr>
+          <w:rFonts w:hint="eastAsia" w:eastAsia="黑体"/>
+          <w:sz w:val="28"/>
+          <w:szCs w:val="28"/>
+        </w:rPr>
+        <w:t>001-分页参数pageSize为0或负数时服务端500错误</w:t>
       </w:r>
       <w:bookmarkEnd w:id="14"/>
     </w:p>
@@ -2986,17 +2928,17 @@
         </w:tblCellMar>
       </w:tblPr>
       <w:tblGrid>
-        <w:gridCol w:w="1704"/>
-        <w:gridCol w:w="109"/>
-        <w:gridCol w:w="1372"/>
-        <w:gridCol w:w="213"/>
-        <w:gridCol w:w="386"/>
-        <w:gridCol w:w="747"/>
-        <w:gridCol w:w="688"/>
-        <w:gridCol w:w="504"/>
-        <w:gridCol w:w="153"/>
-        <w:gridCol w:w="798"/>
-        <w:gridCol w:w="1002"/>
+        <w:gridCol w:w="1727"/>
+        <w:gridCol w:w="86"/>
+        <w:gridCol w:w="1346"/>
+        <w:gridCol w:w="210"/>
+        <w:gridCol w:w="388"/>
+        <w:gridCol w:w="751"/>
+        <w:gridCol w:w="687"/>
+        <w:gridCol w:w="507"/>
+        <w:gridCol w:w="154"/>
+        <w:gridCol w:w="807"/>
+        <w:gridCol w:w="1013"/>
       </w:tblGrid>
       <w:tr>
         <w:tblPrEx>
@@ -3059,8 +3001,18 @@
             <w:vAlign w:val="center"/>
           </w:tcPr>
           <w:p>
-            <w:r>
-              <w:t>2026-09-15</w:t>
+            <w:pPr>
+              <w:rPr>
+                <w:rFonts w:hint="eastAsia" w:eastAsia="宋体"/>
+                <w:lang w:val="en-US" w:eastAsia="zh-CN"/>
+              </w:rPr>
+            </w:pPr>
+            <w:r>
+              <w:rPr>
+                <w:rFonts w:hint="eastAsia"/>
+                <w:lang w:val="en-US" w:eastAsia="zh-CN"/>
+              </w:rPr>
+              <w:t>曹沛</w:t>
             </w:r>
           </w:p>
         </w:tc>
@@ -3118,6 +3070,9 @@
                 <w:szCs w:val="18"/>
               </w:rPr>
             </w:pPr>
+            <w:r>
+              <w:t>2026-09-15</w:t>
+            </w:r>
           </w:p>
         </w:tc>
       </w:tr>
@@ -3699,9 +3654,12 @@
             <w:vAlign w:val="center"/>
           </w:tcPr>
           <w:p>
-            <w:r>
-              <w:t>开发组（作业中暂未分配）</w:t>
-            </w:r>
+            <w:pPr>
+              <w:rPr>
+                <w:rFonts w:hint="eastAsia" w:eastAsia="宋体"/>
+                <w:lang w:val="en-US" w:eastAsia="zh-CN"/>
+              </w:rPr>
+            </w:pPr>
           </w:p>
         </w:tc>
       </w:tr>
@@ -4583,18 +4541,19 @@
     </w:tbl>
     <w:p>
       <w:pPr>
-        <w:pStyle w:val="6"/>
-        <w:tabs>
-          <w:tab w:val="right" w:leader="dot" w:pos="8296"/>
-        </w:tabs>
-        <w:rPr>
-          <w:rFonts w:ascii="等线" w:hAnsi="等线" w:eastAsia="等线"/>
-          <w:szCs w:val="22"/>
+        <w:pStyle w:val="4"/>
+        <w:spacing w:before="60" w:after="60" w:line="360" w:lineRule="auto"/>
+        <w:rPr>
+          <w:rFonts w:eastAsia="黑体"/>
+          <w:sz w:val="28"/>
+          <w:szCs w:val="28"/>
         </w:rPr>
       </w:pPr>
       <w:r>
         <w:rPr>
-          <w:rStyle w:val="15"/>
+          <w:rFonts w:eastAsia="黑体"/>
+          <w:sz w:val="28"/>
+          <w:szCs w:val="28"/>
         </w:rPr>
         <w:t>表3.4.2  002-搜索结果翻页链接未URL编码，含空格/&amp;的搜索条件丢失</w:t>
       </w:r>
@@ -4621,15 +4580,15 @@
         </w:tblCellMar>
       </w:tblPr>
       <w:tblGrid>
-        <w:gridCol w:w="2081"/>
-        <w:gridCol w:w="104"/>
-        <w:gridCol w:w="1388"/>
+        <w:gridCol w:w="2082"/>
+        <w:gridCol w:w="103"/>
+        <w:gridCol w:w="1295"/>
         <w:gridCol w:w="216"/>
-        <w:gridCol w:w="337"/>
-        <w:gridCol w:w="650"/>
-        <w:gridCol w:w="707"/>
-        <w:gridCol w:w="388"/>
-        <w:gridCol w:w="118"/>
+        <w:gridCol w:w="366"/>
+        <w:gridCol w:w="709"/>
+        <w:gridCol w:w="690"/>
+        <w:gridCol w:w="438"/>
+        <w:gridCol w:w="134"/>
         <w:gridCol w:w="816"/>
         <w:gridCol w:w="1030"/>
       </w:tblGrid>
@@ -4695,7 +4654,11 @@
           </w:tcPr>
           <w:p>
             <w:r>
-              <w:t>2026-09-15</w:t>
+              <w:rPr>
+                <w:rFonts w:hint="eastAsia"/>
+                <w:lang w:val="en-US" w:eastAsia="zh-CN"/>
+              </w:rPr>
+              <w:t>曹沛</w:t>
             </w:r>
           </w:p>
         </w:tc>
@@ -4753,6 +4716,9 @@
                 <w:szCs w:val="18"/>
               </w:rPr>
             </w:pPr>
+            <w:r>
+              <w:t>2026-09-15</w:t>
+            </w:r>
           </w:p>
         </w:tc>
       </w:tr>
@@ -6223,18 +6189,19 @@
     </w:tbl>
     <w:p>
       <w:pPr>
-        <w:pStyle w:val="6"/>
-        <w:tabs>
-          <w:tab w:val="right" w:leader="dot" w:pos="8296"/>
-        </w:tabs>
-        <w:rPr>
-          <w:rFonts w:ascii="等线" w:hAnsi="等线" w:eastAsia="等线"/>
-          <w:szCs w:val="22"/>
+        <w:pStyle w:val="4"/>
+        <w:spacing w:before="60" w:after="60" w:line="360" w:lineRule="auto"/>
+        <w:rPr>
+          <w:rFonts w:eastAsia="黑体"/>
+          <w:sz w:val="28"/>
+          <w:szCs w:val="28"/>
         </w:rPr>
       </w:pPr>
       <w:r>
         <w:rPr>
-          <w:rStyle w:val="15"/>
+          <w:rFonts w:eastAsia="黑体"/>
+          <w:sz w:val="28"/>
+          <w:szCs w:val="28"/>
         </w:rPr>
         <w:t>表3.4.3  003-价格区间min&gt;max无校验无提示，静默返回空列表</w:t>
       </w:r>
@@ -6261,17 +6228,17 @@
         </w:tblCellMar>
       </w:tblPr>
       <w:tblGrid>
-        <w:gridCol w:w="1719"/>
-        <w:gridCol w:w="111"/>
-        <w:gridCol w:w="1375"/>
-        <w:gridCol w:w="214"/>
-        <w:gridCol w:w="383"/>
-        <w:gridCol w:w="742"/>
-        <w:gridCol w:w="686"/>
-        <w:gridCol w:w="500"/>
-        <w:gridCol w:w="152"/>
-        <w:gridCol w:w="796"/>
-        <w:gridCol w:w="998"/>
+        <w:gridCol w:w="1743"/>
+        <w:gridCol w:w="87"/>
+        <w:gridCol w:w="1341"/>
+        <w:gridCol w:w="210"/>
+        <w:gridCol w:w="386"/>
+        <w:gridCol w:w="747"/>
+        <w:gridCol w:w="684"/>
+        <w:gridCol w:w="504"/>
+        <w:gridCol w:w="153"/>
+        <w:gridCol w:w="808"/>
+        <w:gridCol w:w="1013"/>
       </w:tblGrid>
       <w:tr>
         <w:tblPrEx>
@@ -6335,7 +6302,11 @@
           </w:tcPr>
           <w:p>
             <w:r>
-              <w:t>2026-09-15</w:t>
+              <w:rPr>
+                <w:rFonts w:hint="eastAsia"/>
+                <w:lang w:val="en-US" w:eastAsia="zh-CN"/>
+              </w:rPr>
+              <w:t>曹沛</w:t>
             </w:r>
           </w:p>
         </w:tc>
@@ -6393,6 +6364,9 @@
                 <w:szCs w:val="18"/>
               </w:rPr>
             </w:pPr>
+            <w:r>
+              <w:t>2026-09-15</w:t>
+            </w:r>
           </w:p>
         </w:tc>
       </w:tr>
@@ -7858,18 +7832,19 @@
     </w:tbl>
     <w:p>
       <w:pPr>
-        <w:pStyle w:val="6"/>
-        <w:tabs>
-          <w:tab w:val="right" w:leader="dot" w:pos="8296"/>
-        </w:tabs>
-        <w:rPr>
-          <w:rFonts w:ascii="等线" w:hAnsi="等线" w:eastAsia="等线"/>
-          <w:szCs w:val="22"/>
+        <w:pStyle w:val="4"/>
+        <w:spacing w:before="60" w:after="60" w:line="360" w:lineRule="auto"/>
+        <w:rPr>
+          <w:rFonts w:eastAsia="黑体"/>
+          <w:sz w:val="28"/>
+          <w:szCs w:val="28"/>
         </w:rPr>
       </w:pPr>
       <w:r>
         <w:rPr>
-          <w:rStyle w:val="15"/>
+          <w:rFonts w:eastAsia="黑体"/>
+          <w:sz w:val="28"/>
+          <w:szCs w:val="28"/>
         </w:rPr>
         <w:t>表3.4.4  004-价格筛选参数仅支持整数，小数价格静默失效</w:t>
       </w:r>
@@ -7896,17 +7871,17 @@
         </w:tblCellMar>
       </w:tblPr>
       <w:tblGrid>
-        <w:gridCol w:w="1917"/>
-        <w:gridCol w:w="123"/>
-        <w:gridCol w:w="1358"/>
-        <w:gridCol w:w="211"/>
-        <w:gridCol w:w="363"/>
-        <w:gridCol w:w="702"/>
-        <w:gridCol w:w="660"/>
-        <w:gridCol w:w="470"/>
-        <w:gridCol w:w="143"/>
-        <w:gridCol w:w="771"/>
-        <w:gridCol w:w="958"/>
+        <w:gridCol w:w="1943"/>
+        <w:gridCol w:w="97"/>
+        <w:gridCol w:w="1281"/>
+        <w:gridCol w:w="203"/>
+        <w:gridCol w:w="369"/>
+        <w:gridCol w:w="713"/>
+        <w:gridCol w:w="656"/>
+        <w:gridCol w:w="479"/>
+        <w:gridCol w:w="145"/>
+        <w:gridCol w:w="799"/>
+        <w:gridCol w:w="991"/>
       </w:tblGrid>
       <w:tr>
         <w:tblPrEx>
@@ -7970,7 +7945,11 @@
           </w:tcPr>
           <w:p>
             <w:r>
-              <w:t>2026-09-15</w:t>
+              <w:rPr>
+                <w:rFonts w:hint="eastAsia"/>
+                <w:lang w:val="en-US" w:eastAsia="zh-CN"/>
+              </w:rPr>
+              <w:t>曹沛</w:t>
             </w:r>
           </w:p>
         </w:tc>
@@ -8028,6 +8007,9 @@
                 <w:szCs w:val="18"/>
               </w:rPr>
             </w:pPr>
+            <w:r>
+              <w:t>2026-09-15</w:t>
+            </w:r>
           </w:p>
         </w:tc>
       </w:tr>
@@ -8617,6 +8599,14 @@
       </w:tr>
       <w:tr>
         <w:tblPrEx>
+          <w:tblBorders>
+            <w:top w:val="single" w:color="auto" w:sz="4" w:space="0"/>
+            <w:left w:val="single" w:color="auto" w:sz="4" w:space="0"/>
+            <w:bottom w:val="single" w:color="auto" w:sz="4" w:space="0"/>
+            <w:right w:val="single" w:color="auto" w:sz="4" w:space="0"/>
+            <w:insideH w:val="single" w:color="auto" w:sz="4" w:space="0"/>
+            <w:insideV w:val="single" w:color="auto" w:sz="4" w:space="0"/>
+          </w:tblBorders>
           <w:tblCellMar>
             <w:top w:w="0" w:type="dxa"/>
             <w:left w:w="108" w:type="dxa"/>
@@ -9485,18 +9475,19 @@
     </w:tbl>
     <w:p>
       <w:pPr>
-        <w:pStyle w:val="6"/>
-        <w:tabs>
-          <w:tab w:val="right" w:leader="dot" w:pos="8296"/>
-        </w:tabs>
-        <w:rPr>
-          <w:rFonts w:ascii="等线" w:hAnsi="等线" w:eastAsia="等线"/>
-          <w:szCs w:val="22"/>
+        <w:pStyle w:val="4"/>
+        <w:spacing w:before="60" w:after="60" w:line="360" w:lineRule="auto"/>
+        <w:rPr>
+          <w:rFonts w:eastAsia="黑体"/>
+          <w:sz w:val="28"/>
+          <w:szCs w:val="28"/>
         </w:rPr>
       </w:pPr>
       <w:r>
         <w:rPr>
-          <w:rStyle w:val="15"/>
+          <w:rFonts w:eastAsia="黑体"/>
+          <w:sz w:val="28"/>
+          <w:szCs w:val="28"/>
         </w:rPr>
         <w:t>表3.4.5  005-销量榜单SQL使用LIMIT 1,50，跳过销量第一名</w:t>
       </w:r>
@@ -9523,17 +9514,17 @@
         </w:tblCellMar>
       </w:tblPr>
       <w:tblGrid>
-        <w:gridCol w:w="1587"/>
-        <w:gridCol w:w="102"/>
-        <w:gridCol w:w="1385"/>
-        <w:gridCol w:w="216"/>
-        <w:gridCol w:w="397"/>
-        <w:gridCol w:w="769"/>
-        <w:gridCol w:w="704"/>
-        <w:gridCol w:w="520"/>
+        <w:gridCol w:w="1601"/>
+        <w:gridCol w:w="79"/>
+        <w:gridCol w:w="1383"/>
+        <w:gridCol w:w="215"/>
+        <w:gridCol w:w="399"/>
+        <w:gridCol w:w="771"/>
+        <w:gridCol w:w="705"/>
+        <w:gridCol w:w="522"/>
         <w:gridCol w:w="158"/>
-        <w:gridCol w:w="813"/>
-        <w:gridCol w:w="1025"/>
+        <w:gridCol w:w="815"/>
+        <w:gridCol w:w="1028"/>
       </w:tblGrid>
       <w:tr>
         <w:tblPrEx>
@@ -9597,7 +9588,11 @@
           </w:tcPr>
           <w:p>
             <w:r>
-              <w:t>2026-09-15</w:t>
+              <w:rPr>
+                <w:rFonts w:hint="eastAsia"/>
+                <w:lang w:val="en-US" w:eastAsia="zh-CN"/>
+              </w:rPr>
+              <w:t>曹沛</w:t>
             </w:r>
           </w:p>
         </w:tc>
@@ -9655,6 +9650,9 @@
                 <w:szCs w:val="18"/>
               </w:rPr>
             </w:pPr>
+            <w:r>
+              <w:t>2026-09-15</w:t>
+            </w:r>
           </w:p>
         </w:tc>
       </w:tr>
@@ -11146,18 +11144,19 @@
     </w:p>
     <w:p>
       <w:pPr>
-        <w:pStyle w:val="6"/>
-        <w:tabs>
-          <w:tab w:val="right" w:leader="dot" w:pos="8296"/>
-        </w:tabs>
-        <w:rPr>
-          <w:rFonts w:ascii="等线" w:hAnsi="等线" w:eastAsia="等线"/>
-          <w:szCs w:val="22"/>
+        <w:pStyle w:val="4"/>
+        <w:spacing w:before="60" w:after="60" w:line="360" w:lineRule="auto"/>
+        <w:rPr>
+          <w:rFonts w:eastAsia="黑体"/>
+          <w:sz w:val="28"/>
+          <w:szCs w:val="28"/>
         </w:rPr>
       </w:pPr>
       <w:r>
         <w:rPr>
-          <w:rStyle w:val="15"/>
+          <w:rFonts w:eastAsia="黑体"/>
+          <w:sz w:val="28"/>
+          <w:szCs w:val="28"/>
         </w:rPr>
         <w:t>表3.4.6  006-新增图书无服务端输入校验：空书名/负价格/非法价格直接入库</w:t>
       </w:r>
@@ -11184,17 +11183,17 @@
         </w:tblCellMar>
       </w:tblPr>
       <w:tblGrid>
-        <w:gridCol w:w="1587"/>
-        <w:gridCol w:w="102"/>
-        <w:gridCol w:w="1385"/>
-        <w:gridCol w:w="216"/>
-        <w:gridCol w:w="397"/>
-        <w:gridCol w:w="769"/>
-        <w:gridCol w:w="704"/>
-        <w:gridCol w:w="520"/>
+        <w:gridCol w:w="1601"/>
+        <w:gridCol w:w="79"/>
+        <w:gridCol w:w="1383"/>
+        <w:gridCol w:w="215"/>
+        <w:gridCol w:w="399"/>
+        <w:gridCol w:w="771"/>
+        <w:gridCol w:w="705"/>
+        <w:gridCol w:w="522"/>
         <w:gridCol w:w="158"/>
-        <w:gridCol w:w="813"/>
-        <w:gridCol w:w="1025"/>
+        <w:gridCol w:w="815"/>
+        <w:gridCol w:w="1028"/>
       </w:tblGrid>
       <w:tr>
         <w:tblPrEx>
@@ -11258,7 +11257,11 @@
           </w:tcPr>
           <w:p>
             <w:r>
-              <w:t>2026-09-15</w:t>
+              <w:rPr>
+                <w:rFonts w:hint="eastAsia"/>
+                <w:lang w:val="en-US" w:eastAsia="zh-CN"/>
+              </w:rPr>
+              <w:t>曹沛</w:t>
             </w:r>
           </w:p>
         </w:tc>
@@ -11316,6 +11319,9 @@
                 <w:szCs w:val="18"/>
               </w:rPr>
             </w:pPr>
+            <w:r>
+              <w:t>2026-09-15</w:t>
+            </w:r>
           </w:p>
         </w:tc>
       </w:tr>
@@ -12781,18 +12787,19 @@
     </w:tbl>
     <w:p>
       <w:pPr>
-        <w:pStyle w:val="6"/>
-        <w:tabs>
-          <w:tab w:val="right" w:leader="dot" w:pos="8296"/>
-        </w:tabs>
-        <w:rPr>
-          <w:rFonts w:ascii="等线" w:hAnsi="等线" w:eastAsia="等线"/>
-          <w:szCs w:val="22"/>
+        <w:pStyle w:val="4"/>
+        <w:spacing w:before="60" w:after="60" w:line="360" w:lineRule="auto"/>
+        <w:rPr>
+          <w:rFonts w:eastAsia="黑体"/>
+          <w:sz w:val="28"/>
+          <w:szCs w:val="28"/>
         </w:rPr>
       </w:pPr>
       <w:r>
         <w:rPr>
-          <w:rStyle w:val="15"/>
+          <w:rFonts w:eastAsia="黑体"/>
+          <w:sz w:val="28"/>
+          <w:szCs w:val="28"/>
         </w:rPr>
         <w:t>表3.4.7  007-删除图书：非数字id引发500；不存在的id静默无提示</w:t>
       </w:r>
@@ -12819,17 +12826,17 @@
         </w:tblCellMar>
       </w:tblPr>
       <w:tblGrid>
-        <w:gridCol w:w="1628"/>
-        <w:gridCol w:w="105"/>
-        <w:gridCol w:w="1379"/>
-        <w:gridCol w:w="215"/>
-        <w:gridCol w:w="394"/>
-        <w:gridCol w:w="762"/>
+        <w:gridCol w:w="1652"/>
+        <w:gridCol w:w="81"/>
+        <w:gridCol w:w="1369"/>
+        <w:gridCol w:w="213"/>
+        <w:gridCol w:w="395"/>
+        <w:gridCol w:w="763"/>
         <w:gridCol w:w="698"/>
-        <w:gridCol w:w="515"/>
-        <w:gridCol w:w="156"/>
-        <w:gridCol w:w="807"/>
-        <w:gridCol w:w="1017"/>
+        <w:gridCol w:w="516"/>
+        <w:gridCol w:w="157"/>
+        <w:gridCol w:w="811"/>
+        <w:gridCol w:w="1021"/>
       </w:tblGrid>
       <w:tr>
         <w:tblPrEx>
@@ -12893,8 +12900,14 @@
           </w:tcPr>
           <w:p>
             <w:r>
-              <w:t>2026-09-15</w:t>
-            </w:r>
+              <w:rPr>
+                <w:rFonts w:hint="eastAsia"/>
+                <w:lang w:val="en-US" w:eastAsia="zh-CN"/>
+              </w:rPr>
+              <w:t>曹沛</w:t>
+            </w:r>
+            <w:bookmarkStart w:id="17" w:name="_GoBack"/>
+            <w:bookmarkEnd w:id="17"/>
           </w:p>
         </w:tc>
         <w:tc>
@@ -12951,6 +12964,9 @@
                 <w:szCs w:val="18"/>
               </w:rPr>
             </w:pPr>
+            <w:r>
+              <w:t>2026-09-15</w:t>
+            </w:r>
           </w:p>
         </w:tc>
       </w:tr>
@@ -14416,18 +14432,19 @@
     </w:tbl>
     <w:p>
       <w:pPr>
-        <w:pStyle w:val="6"/>
-        <w:tabs>
-          <w:tab w:val="right" w:leader="dot" w:pos="8296"/>
-        </w:tabs>
-        <w:rPr>
-          <w:rFonts w:ascii="等线" w:hAnsi="等线" w:eastAsia="等线"/>
-          <w:szCs w:val="22"/>
+        <w:pStyle w:val="4"/>
+        <w:spacing w:before="60" w:after="60" w:line="360" w:lineRule="auto"/>
+        <w:rPr>
+          <w:rFonts w:eastAsia="黑体"/>
+          <w:sz w:val="28"/>
+          <w:szCs w:val="28"/>
         </w:rPr>
       </w:pPr>
       <w:r>
         <w:rPr>
-          <w:rStyle w:val="15"/>
+          <w:rFonts w:eastAsia="黑体"/>
+          <w:sz w:val="28"/>
+          <w:szCs w:val="28"/>
         </w:rPr>
         <w:t>表3.4.8  008-新增重复用户名触发唯一约束，服务端500错误页</w:t>
       </w:r>
@@ -14454,17 +14471,17 @@
         </w:tblCellMar>
       </w:tblPr>
       <w:tblGrid>
-        <w:gridCol w:w="2426"/>
-        <w:gridCol w:w="152"/>
-        <w:gridCol w:w="1388"/>
-        <w:gridCol w:w="216"/>
-        <w:gridCol w:w="293"/>
-        <w:gridCol w:w="566"/>
-        <w:gridCol w:w="591"/>
-        <w:gridCol w:w="362"/>
-        <w:gridCol w:w="111"/>
-        <w:gridCol w:w="722"/>
-        <w:gridCol w:w="849"/>
+        <w:gridCol w:w="2455"/>
+        <w:gridCol w:w="123"/>
+        <w:gridCol w:w="1105"/>
+        <w:gridCol w:w="184"/>
+        <w:gridCol w:w="316"/>
+        <w:gridCol w:w="610"/>
+        <w:gridCol w:w="575"/>
+        <w:gridCol w:w="396"/>
+        <w:gridCol w:w="121"/>
+        <w:gridCol w:w="816"/>
+        <w:gridCol w:w="975"/>
       </w:tblGrid>
       <w:tr>
         <w:tblPrEx>
@@ -14527,8 +14544,18 @@
             <w:vAlign w:val="center"/>
           </w:tcPr>
           <w:p>
-            <w:r>
-              <w:t>2026-09-15</w:t>
+            <w:pPr>
+              <w:rPr>
+                <w:rFonts w:hint="eastAsia" w:eastAsia="宋体"/>
+                <w:lang w:val="en-US" w:eastAsia="zh-CN"/>
+              </w:rPr>
+            </w:pPr>
+            <w:r>
+              <w:rPr>
+                <w:rFonts w:hint="eastAsia"/>
+                <w:lang w:val="en-US" w:eastAsia="zh-CN"/>
+              </w:rPr>
+              <w:t>曹沛</w:t>
             </w:r>
           </w:p>
         </w:tc>
@@ -14586,6 +14613,9 @@
                 <w:szCs w:val="18"/>
               </w:rPr>
             </w:pPr>
+            <w:r>
+              <w:t>2026-09-15</w:t>
+            </w:r>
           </w:p>
         </w:tc>
       </w:tr>
@@ -14916,6 +14946,14 @@
       </w:tr>
       <w:tr>
         <w:tblPrEx>
+          <w:tblBorders>
+            <w:top w:val="single" w:color="auto" w:sz="4" w:space="0"/>
+            <w:left w:val="single" w:color="auto" w:sz="4" w:space="0"/>
+            <w:bottom w:val="single" w:color="auto" w:sz="4" w:space="0"/>
+            <w:right w:val="single" w:color="auto" w:sz="4" w:space="0"/>
+            <w:insideH w:val="single" w:color="auto" w:sz="4" w:space="0"/>
+            <w:insideV w:val="single" w:color="auto" w:sz="4" w:space="0"/>
+          </w:tblBorders>
           <w:tblCellMar>
             <w:top w:w="0" w:type="dxa"/>
             <w:left w:w="108" w:type="dxa"/>
@@ -16061,16 +16099,14 @@
     <w:p>
       <w:pPr>
         <w:spacing w:line="360" w:lineRule="auto"/>
-        <w:ind w:firstLine="420" w:firstLineChars="200"/>
+        <w:ind w:firstLine="420" w:firstLineChars="0"/>
         <w:rPr>
           <w:rFonts w:hint="eastAsia"/>
-          <w:color w:val="0000FF"/>
         </w:rPr>
       </w:pPr>
       <w:r>
         <w:rPr>
           <w:rFonts w:hint="eastAsia"/>
-          <w:color w:val="0000FF"/>
         </w:rPr>
         <w:t>本次功能测试共执行12条自动化用例（M3模块6条、M6模块6条），通过5条、不通过7条，确认有效缺陷8个：严重程度高4个（pageSize除零500、翻页URL未编码、新增图书无校验、重复用户名500），中4个（min&gt;max无提示、小数价格失效、榜单跳过第一名、删除id容错缺失）。缺陷分布规律明显：M3集中于参数校验缺失与SQL细节错误，M6集中于输入校验与异常处理缺失，反映出项目缺少统一的参数校验层和全局异常处理。建议开发组按优先级先修复4个高级别缺陷（其中榜单LIMIT 1,50仅需改为LIMIT 50一行），修复后以tests\run-tests.bat对12条用例做回归验证。</w:t>
       </w:r>
@@ -16078,16 +16114,13 @@
     <w:p>
       <w:pPr>
         <w:spacing w:line="360" w:lineRule="auto"/>
-        <w:ind w:firstLine="420" w:firstLineChars="200"/>
         <w:rPr>
           <w:rFonts w:hint="eastAsia"/>
-          <w:color w:val="0000FF"/>
         </w:rPr>
       </w:pPr>
       <w:r>
         <w:rPr>
           <w:rFonts w:hint="eastAsia"/>
-          <w:color w:val="0000FF"/>
         </w:rPr>
         <w:t>（如果冒烟测试不能通过，则应将被测软件打回，经修改后提交进行第二轮冒烟测试，且应记录第二轮冒烟测试的具体执行过程。）</w:t>
       </w:r>
@@ -16380,8 +16413,23 @@
       </w:rPr>
     </w:lvl>
   </w:abstractNum>
+  <w:abstractNum w:abstractNumId="1">
+    <w:nsid w:val="7D6563AF"/>
+    <w:multiLevelType w:val="singleLevel"/>
+    <w:tmpl w:val="7D6563AF"/>
+    <w:lvl w:ilvl="0" w:tentative="0">
+      <w:start w:val="1"/>
+      <w:numFmt w:val="decimal"/>
+      <w:suff w:val="space"/>
+      <w:lvlText w:val="%1."/>
+      <w:lvlJc w:val="left"/>
+    </w:lvl>
+  </w:abstractNum>
   <w:num w:numId="1">
     <w:abstractNumId w:val="0"/>
+  </w:num>
+  <w:num w:numId="2">
+    <w:abstractNumId w:val="1"/>
   </w:num>
 </w:numbering>
 </file>
@@ -16462,7 +16510,7 @@
     <w:lsdException w:qFormat="1" w:unhideWhenUsed="0" w:uiPriority="0" w:semiHidden="0" w:name="Title"/>
     <w:lsdException w:unhideWhenUsed="0" w:uiPriority="0" w:semiHidden="0" w:name="Closing"/>
     <w:lsdException w:unhideWhenUsed="0" w:uiPriority="0" w:semiHidden="0" w:name="Signature"/>
-    <w:lsdException w:unhideWhenUsed="0" w:uiPriority="0" w:name="Default Paragraph Font"/>
+    <w:lsdException w:qFormat="1" w:unhideWhenUsed="0" w:uiPriority="0" w:name="Default Paragraph Font"/>
     <w:lsdException w:unhideWhenUsed="0" w:uiPriority="0" w:semiHidden="0" w:name="Body Text"/>
     <w:lsdException w:unhideWhenUsed="0" w:uiPriority="0" w:semiHidden="0" w:name="Body Text Indent"/>
     <w:lsdException w:unhideWhenUsed="0" w:uiPriority="0" w:semiHidden="0" w:name="List Continue"/>
@@ -16724,6 +16772,7 @@
   <w:style w:type="character" w:default="1" w:styleId="14">
     <w:name w:val="Default Paragraph Font"/>
     <w:semiHidden/>
+    <w:qFormat/>
     <w:uiPriority w:val="0"/>
   </w:style>
   <w:style w:type="table" w:default="1" w:styleId="12">

--- a/测试用例/丙-缺陷报告-M3-M6.docx
+++ b/测试用例/丙-缺陷报告-M3-M6.docx
@@ -12,6 +12,8 @@
           <w:szCs w:val="72"/>
         </w:rPr>
       </w:pPr>
+      <w:bookmarkStart w:id="17" w:name="_GoBack"/>
+      <w:bookmarkEnd w:id="17"/>
     </w:p>
     <w:p>
       <w:pPr>
@@ -508,13 +510,9 @@
             <w:vAlign w:val="center"/>
           </w:tcPr>
           <w:p>
-            <w:pPr>
-              <w:spacing w:line="360" w:lineRule="auto"/>
-              <w:jc w:val="center"/>
-              <w:rPr>
-                <w:szCs w:val="21"/>
-              </w:rPr>
-            </w:pPr>
+            <w:r>
+              <w:t>2026-09-15</w:t>
+            </w:r>
           </w:p>
         </w:tc>
         <w:tc>
@@ -524,13 +522,9 @@
             <w:vAlign w:val="center"/>
           </w:tcPr>
           <w:p>
-            <w:pPr>
-              <w:spacing w:line="360" w:lineRule="auto"/>
-              <w:jc w:val="center"/>
-              <w:rPr>
-                <w:szCs w:val="21"/>
-              </w:rPr>
-            </w:pPr>
+            <w:r>
+              <w:t>1.2</w:t>
+            </w:r>
           </w:p>
         </w:tc>
         <w:tc>
@@ -540,13 +534,9 @@
             <w:vAlign w:val="center"/>
           </w:tcPr>
           <w:p>
-            <w:pPr>
-              <w:spacing w:line="360" w:lineRule="auto"/>
-              <w:jc w:val="center"/>
-              <w:rPr>
-                <w:szCs w:val="21"/>
-              </w:rPr>
-            </w:pPr>
+            <w:r>
+              <w:t>8个缺陷全部修复（v1.1-fix）并回归12/12通过，缺陷全部关闭</w:t>
+            </w:r>
           </w:p>
         </w:tc>
         <w:tc>
@@ -556,14 +546,9 @@
             <w:vAlign w:val="center"/>
           </w:tcPr>
           <w:p>
-            <w:pPr>
-              <w:spacing w:line="360" w:lineRule="auto"/>
-              <w:jc w:val="center"/>
-              <w:rPr>
-                <w:rFonts w:hint="eastAsia"/>
-                <w:szCs w:val="21"/>
-              </w:rPr>
-            </w:pPr>
+            <w:r>
+              <w:t>丙</w:t>
+            </w:r>
           </w:p>
         </w:tc>
       </w:tr>
@@ -744,7 +729,7 @@
           <w:bCs w:val="0"/>
           <w:caps w:val="0"/>
         </w:rPr>
-        <w:instrText xml:space="preserve"> HYPERLINK \l _Toc9963 </w:instrText>
+        <w:instrText xml:space="preserve"> HYPERLINK \l _Toc9214 </w:instrText>
       </w:r>
       <w:r>
         <w:rPr>
@@ -766,7 +751,7 @@
         <w:fldChar w:fldCharType="begin"/>
       </w:r>
       <w:r>
-        <w:instrText xml:space="preserve"> PAGEREF _Toc9963 \h </w:instrText>
+        <w:instrText xml:space="preserve"> PAGEREF _Toc9214 \h </w:instrText>
       </w:r>
       <w:r>
         <w:fldChar w:fldCharType="separate"/>
@@ -804,7 +789,7 @@
           <w:bCs w:val="0"/>
           <w:caps w:val="0"/>
         </w:rPr>
-        <w:instrText xml:space="preserve"> HYPERLINK \l _Toc6884 </w:instrText>
+        <w:instrText xml:space="preserve"> HYPERLINK \l _Toc21192 </w:instrText>
       </w:r>
       <w:r>
         <w:rPr>
@@ -826,7 +811,7 @@
         <w:fldChar w:fldCharType="begin"/>
       </w:r>
       <w:r>
-        <w:instrText xml:space="preserve"> PAGEREF _Toc6884 \h </w:instrText>
+        <w:instrText xml:space="preserve"> PAGEREF _Toc21192 \h </w:instrText>
       </w:r>
       <w:r>
         <w:fldChar w:fldCharType="separate"/>
@@ -864,7 +849,7 @@
           <w:bCs w:val="0"/>
           <w:caps w:val="0"/>
         </w:rPr>
-        <w:instrText xml:space="preserve"> HYPERLINK \l _Toc2687 </w:instrText>
+        <w:instrText xml:space="preserve"> HYPERLINK \l _Toc21162 </w:instrText>
       </w:r>
       <w:r>
         <w:rPr>
@@ -886,7 +871,7 @@
         <w:fldChar w:fldCharType="begin"/>
       </w:r>
       <w:r>
-        <w:instrText xml:space="preserve"> PAGEREF _Toc2687 \h </w:instrText>
+        <w:instrText xml:space="preserve"> PAGEREF _Toc21162 \h </w:instrText>
       </w:r>
       <w:r>
         <w:fldChar w:fldCharType="separate"/>
@@ -924,7 +909,7 @@
           <w:bCs w:val="0"/>
           <w:caps w:val="0"/>
         </w:rPr>
-        <w:instrText xml:space="preserve"> HYPERLINK \l _Toc22282 </w:instrText>
+        <w:instrText xml:space="preserve"> HYPERLINK \l _Toc30578 </w:instrText>
       </w:r>
       <w:r>
         <w:rPr>
@@ -946,7 +931,7 @@
         <w:fldChar w:fldCharType="begin"/>
       </w:r>
       <w:r>
-        <w:instrText xml:space="preserve"> PAGEREF _Toc22282 \h </w:instrText>
+        <w:instrText xml:space="preserve"> PAGEREF _Toc30578 \h </w:instrText>
       </w:r>
       <w:r>
         <w:fldChar w:fldCharType="separate"/>
@@ -984,7 +969,7 @@
           <w:bCs w:val="0"/>
           <w:caps w:val="0"/>
         </w:rPr>
-        <w:instrText xml:space="preserve"> HYPERLINK \l _Toc25988 </w:instrText>
+        <w:instrText xml:space="preserve"> HYPERLINK \l _Toc64 </w:instrText>
       </w:r>
       <w:r>
         <w:rPr>
@@ -1006,7 +991,7 @@
         <w:fldChar w:fldCharType="begin"/>
       </w:r>
       <w:r>
-        <w:instrText xml:space="preserve"> PAGEREF _Toc25988 \h </w:instrText>
+        <w:instrText xml:space="preserve"> PAGEREF _Toc64 \h </w:instrText>
       </w:r>
       <w:r>
         <w:fldChar w:fldCharType="separate"/>
@@ -1045,7 +1030,7 @@
           <w:bCs w:val="0"/>
           <w:caps w:val="0"/>
         </w:rPr>
-        <w:instrText xml:space="preserve"> HYPERLINK \l _Toc19250 </w:instrText>
+        <w:instrText xml:space="preserve"> HYPERLINK \l _Toc4888 </w:instrText>
       </w:r>
       <w:r>
         <w:rPr>
@@ -1067,7 +1052,7 @@
         <w:fldChar w:fldCharType="begin"/>
       </w:r>
       <w:r>
-        <w:instrText xml:space="preserve"> PAGEREF _Toc19250 \h </w:instrText>
+        <w:instrText xml:space="preserve"> PAGEREF _Toc4888 \h </w:instrText>
       </w:r>
       <w:r>
         <w:fldChar w:fldCharType="separate"/>
@@ -1105,7 +1090,7 @@
           <w:bCs w:val="0"/>
           <w:caps w:val="0"/>
         </w:rPr>
-        <w:instrText xml:space="preserve"> HYPERLINK \l _Toc24201 </w:instrText>
+        <w:instrText xml:space="preserve"> HYPERLINK \l _Toc23227 </w:instrText>
       </w:r>
       <w:r>
         <w:rPr>
@@ -1127,7 +1112,7 @@
         <w:fldChar w:fldCharType="begin"/>
       </w:r>
       <w:r>
-        <w:instrText xml:space="preserve"> PAGEREF _Toc24201 \h </w:instrText>
+        <w:instrText xml:space="preserve"> PAGEREF _Toc23227 \h </w:instrText>
       </w:r>
       <w:r>
         <w:fldChar w:fldCharType="separate"/>
@@ -1165,7 +1150,7 @@
           <w:bCs w:val="0"/>
           <w:caps w:val="0"/>
         </w:rPr>
-        <w:instrText xml:space="preserve"> HYPERLINK \l _Toc12369 </w:instrText>
+        <w:instrText xml:space="preserve"> HYPERLINK \l _Toc11135 </w:instrText>
       </w:r>
       <w:r>
         <w:rPr>
@@ -1187,7 +1172,7 @@
         <w:fldChar w:fldCharType="begin"/>
       </w:r>
       <w:r>
-        <w:instrText xml:space="preserve"> PAGEREF _Toc12369 \h </w:instrText>
+        <w:instrText xml:space="preserve"> PAGEREF _Toc11135 \h </w:instrText>
       </w:r>
       <w:r>
         <w:fldChar w:fldCharType="separate"/>
@@ -1226,7 +1211,7 @@
           <w:bCs w:val="0"/>
           <w:caps w:val="0"/>
         </w:rPr>
-        <w:instrText xml:space="preserve"> HYPERLINK \l _Toc19654 </w:instrText>
+        <w:instrText xml:space="preserve"> HYPERLINK \l _Toc2465 </w:instrText>
       </w:r>
       <w:r>
         <w:rPr>
@@ -1248,7 +1233,7 @@
         <w:fldChar w:fldCharType="begin"/>
       </w:r>
       <w:r>
-        <w:instrText xml:space="preserve"> PAGEREF _Toc19654 \h </w:instrText>
+        <w:instrText xml:space="preserve"> PAGEREF _Toc2465 \h </w:instrText>
       </w:r>
       <w:r>
         <w:fldChar w:fldCharType="separate"/>
@@ -1286,7 +1271,7 @@
           <w:bCs w:val="0"/>
           <w:caps w:val="0"/>
         </w:rPr>
-        <w:instrText xml:space="preserve"> HYPERLINK \l _Toc25198 </w:instrText>
+        <w:instrText xml:space="preserve"> HYPERLINK \l _Toc26526 </w:instrText>
       </w:r>
       <w:r>
         <w:rPr>
@@ -1308,7 +1293,7 @@
         <w:fldChar w:fldCharType="begin"/>
       </w:r>
       <w:r>
-        <w:instrText xml:space="preserve"> PAGEREF _Toc25198 \h </w:instrText>
+        <w:instrText xml:space="preserve"> PAGEREF _Toc26526 \h </w:instrText>
       </w:r>
       <w:r>
         <w:fldChar w:fldCharType="separate"/>
@@ -1346,7 +1331,7 @@
           <w:bCs w:val="0"/>
           <w:caps w:val="0"/>
         </w:rPr>
-        <w:instrText xml:space="preserve"> HYPERLINK \l _Toc16143 </w:instrText>
+        <w:instrText xml:space="preserve"> HYPERLINK \l _Toc26476 </w:instrText>
       </w:r>
       <w:r>
         <w:rPr>
@@ -1368,7 +1353,7 @@
         <w:fldChar w:fldCharType="begin"/>
       </w:r>
       <w:r>
-        <w:instrText xml:space="preserve"> PAGEREF _Toc16143 \h </w:instrText>
+        <w:instrText xml:space="preserve"> PAGEREF _Toc26476 \h </w:instrText>
       </w:r>
       <w:r>
         <w:fldChar w:fldCharType="separate"/>
@@ -1406,7 +1391,7 @@
           <w:bCs w:val="0"/>
           <w:caps w:val="0"/>
         </w:rPr>
-        <w:instrText xml:space="preserve"> HYPERLINK \l _Toc29779 </w:instrText>
+        <w:instrText xml:space="preserve"> HYPERLINK \l _Toc20965 </w:instrText>
       </w:r>
       <w:r>
         <w:rPr>
@@ -1428,7 +1413,7 @@
         <w:fldChar w:fldCharType="begin"/>
       </w:r>
       <w:r>
-        <w:instrText xml:space="preserve"> PAGEREF _Toc29779 \h </w:instrText>
+        <w:instrText xml:space="preserve"> PAGEREF _Toc20965 \h </w:instrText>
       </w:r>
       <w:r>
         <w:fldChar w:fldCharType="separate"/>
@@ -1466,7 +1451,7 @@
           <w:bCs w:val="0"/>
           <w:caps w:val="0"/>
         </w:rPr>
-        <w:instrText xml:space="preserve"> HYPERLINK \l _Toc18241 </w:instrText>
+        <w:instrText xml:space="preserve"> HYPERLINK \l _Toc28477 </w:instrText>
       </w:r>
       <w:r>
         <w:rPr>
@@ -1488,7 +1473,7 @@
         <w:fldChar w:fldCharType="begin"/>
       </w:r>
       <w:r>
-        <w:instrText xml:space="preserve"> PAGEREF _Toc18241 \h </w:instrText>
+        <w:instrText xml:space="preserve"> PAGEREF _Toc28477 \h </w:instrText>
       </w:r>
       <w:r>
         <w:fldChar w:fldCharType="separate"/>
@@ -1526,7 +1511,7 @@
           <w:bCs w:val="0"/>
           <w:caps w:val="0"/>
         </w:rPr>
-        <w:instrText xml:space="preserve"> HYPERLINK \l _Toc14775 </w:instrText>
+        <w:instrText xml:space="preserve"> HYPERLINK \l _Toc29081 </w:instrText>
       </w:r>
       <w:r>
         <w:rPr>
@@ -1549,7 +1534,7 @@
         <w:fldChar w:fldCharType="begin"/>
       </w:r>
       <w:r>
-        <w:instrText xml:space="preserve"> PAGEREF _Toc14775 \h </w:instrText>
+        <w:instrText xml:space="preserve"> PAGEREF _Toc29081 \h </w:instrText>
       </w:r>
       <w:r>
         <w:fldChar w:fldCharType="separate"/>
@@ -1587,7 +1572,7 @@
           <w:bCs w:val="0"/>
           <w:caps w:val="0"/>
         </w:rPr>
-        <w:instrText xml:space="preserve"> HYPERLINK \l _Toc5697 </w:instrText>
+        <w:instrText xml:space="preserve"> HYPERLINK \l _Toc18763 </w:instrText>
       </w:r>
       <w:r>
         <w:rPr>
@@ -1610,7 +1595,7 @@
         <w:fldChar w:fldCharType="begin"/>
       </w:r>
       <w:r>
-        <w:instrText xml:space="preserve"> PAGEREF _Toc5697 \h </w:instrText>
+        <w:instrText xml:space="preserve"> PAGEREF _Toc18763 \h </w:instrText>
       </w:r>
       <w:r>
         <w:fldChar w:fldCharType="separate"/>
@@ -1648,7 +1633,7 @@
           <w:bCs w:val="0"/>
           <w:caps w:val="0"/>
         </w:rPr>
-        <w:instrText xml:space="preserve"> HYPERLINK \l _Toc17362 </w:instrText>
+        <w:instrText xml:space="preserve"> HYPERLINK \l _Toc7182 </w:instrText>
       </w:r>
       <w:r>
         <w:rPr>
@@ -1671,7 +1656,7 @@
         <w:fldChar w:fldCharType="begin"/>
       </w:r>
       <w:r>
-        <w:instrText xml:space="preserve"> PAGEREF _Toc17362 \h </w:instrText>
+        <w:instrText xml:space="preserve"> PAGEREF _Toc7182 \h </w:instrText>
       </w:r>
       <w:r>
         <w:fldChar w:fldCharType="separate"/>
@@ -1709,7 +1694,7 @@
           <w:bCs w:val="0"/>
           <w:caps w:val="0"/>
         </w:rPr>
-        <w:instrText xml:space="preserve"> HYPERLINK \l _Toc5314 </w:instrText>
+        <w:instrText xml:space="preserve"> HYPERLINK \l _Toc29613 </w:instrText>
       </w:r>
       <w:r>
         <w:rPr>
@@ -1731,7 +1716,7 @@
         <w:fldChar w:fldCharType="begin"/>
       </w:r>
       <w:r>
-        <w:instrText xml:space="preserve"> PAGEREF _Toc5314 \h </w:instrText>
+        <w:instrText xml:space="preserve"> PAGEREF _Toc29613 \h </w:instrText>
       </w:r>
       <w:r>
         <w:fldChar w:fldCharType="separate"/>
@@ -1780,7 +1765,7 @@
         <w:pStyle w:val="2"/>
         <w:spacing w:line="360" w:lineRule="auto"/>
       </w:pPr>
-      <w:bookmarkStart w:id="0" w:name="_Toc9963"/>
+      <w:bookmarkStart w:id="0" w:name="_Toc9214"/>
       <w:r>
         <w:rPr>
           <w:rFonts w:hint="eastAsia"/>
@@ -1797,7 +1782,7 @@
           <w:rFonts w:hint="eastAsia"/>
         </w:rPr>
       </w:pPr>
-      <w:bookmarkStart w:id="1" w:name="_Toc6884"/>
+      <w:bookmarkStart w:id="1" w:name="_Toc21192"/>
       <w:r>
         <w:rPr>
           <w:rFonts w:hint="eastAsia"/>
@@ -1883,7 +1868,7 @@
           <w:rFonts w:hint="eastAsia"/>
         </w:rPr>
       </w:pPr>
-      <w:bookmarkStart w:id="2" w:name="_Toc2687"/>
+      <w:bookmarkStart w:id="2" w:name="_Toc21162"/>
       <w:r>
         <w:rPr>
           <w:rFonts w:hint="eastAsia"/>
@@ -2023,7 +2008,7 @@
           <w:rFonts w:hint="eastAsia"/>
         </w:rPr>
       </w:pPr>
-      <w:bookmarkStart w:id="3" w:name="_Toc22282"/>
+      <w:bookmarkStart w:id="3" w:name="_Toc30578"/>
       <w:r>
         <w:rPr>
           <w:rFonts w:hint="eastAsia"/>
@@ -2034,7 +2019,8 @@
     </w:p>
     <w:p>
       <w:pPr>
-        <w:bidi w:val="0"/>
+        <w:spacing w:line="360" w:lineRule="auto"/>
+        <w:ind w:firstLine="420" w:firstLineChars="200"/>
         <w:rPr>
           <w:rFonts w:hint="eastAsia"/>
         </w:rPr>
@@ -2042,36 +2028,9 @@
       <w:r>
         <w:rPr>
           <w:rFonts w:hint="eastAsia"/>
-        </w:rPr>
-        <w:t>OK/POK/NG/NT：用例执行结果代号（通过/部分通过/不通过/用例有误）。</w:t>
-      </w:r>
-    </w:p>
-    <w:p>
-      <w:pPr>
-        <w:bidi w:val="0"/>
-        <w:rPr>
-          <w:rFonts w:hint="eastAsia"/>
-        </w:rPr>
-      </w:pPr>
-      <w:r>
-        <w:rPr>
-          <w:rFonts w:hint="eastAsia"/>
-        </w:rPr>
-        <w:t>BS-IT-nnn：集成测试用例编号规则（本项目）。</w:t>
-      </w:r>
-    </w:p>
-    <w:p>
-      <w:pPr>
-        <w:bidi w:val="0"/>
-        <w:rPr>
-          <w:rFonts w:hint="eastAsia"/>
-        </w:rPr>
-      </w:pPr>
-      <w:r>
-        <w:rPr>
-          <w:rFonts w:hint="eastAsia"/>
-        </w:rPr>
-        <w:t>M3/M6：图书浏览与检索模块/后台管理模块。</w:t>
+          <w:color w:val="0000FF"/>
+        </w:rPr>
+        <w:t>OK/POK/NG/NT：用例执行结果代号（通过/部分通过/不通过/用例有误）。BS-IT-nnn：集成测试用例编号规则（本项目）。M3/M6：图书浏览与检索模块/后台管理模块。</w:t>
       </w:r>
     </w:p>
     <w:p>
@@ -2079,7 +2038,7 @@
         <w:pStyle w:val="3"/>
         <w:spacing w:line="360" w:lineRule="auto"/>
       </w:pPr>
-      <w:bookmarkStart w:id="4" w:name="_Toc25988"/>
+      <w:bookmarkStart w:id="4" w:name="_Toc64"/>
       <w:r>
         <w:rPr>
           <w:rFonts w:hint="eastAsia"/>
@@ -2275,7 +2234,11 @@
             <w:noWrap w:val="0"/>
             <w:vAlign w:val="center"/>
           </w:tcPr>
-          <w:p/>
+          <w:p>
+            <w:r>
+              <w:t>1</w:t>
+            </w:r>
+          </w:p>
         </w:tc>
         <w:tc>
           <w:tcPr>
@@ -2283,7 +2246,11 @@
             <w:noWrap w:val="0"/>
             <w:vAlign w:val="center"/>
           </w:tcPr>
-          <w:p/>
+          <w:p>
+            <w:r>
+              <w:t>网上书店系统项目说明</w:t>
+            </w:r>
+          </w:p>
         </w:tc>
         <w:tc>
           <w:tcPr>
@@ -2291,7 +2258,11 @@
             <w:noWrap w:val="0"/>
             <w:vAlign w:val="center"/>
           </w:tcPr>
-          <w:p/>
+          <w:p>
+            <w:r>
+              <w:t>网上书店项目/readme.md</w:t>
+            </w:r>
+          </w:p>
         </w:tc>
         <w:tc>
           <w:tcPr>
@@ -2299,7 +2270,11 @@
             <w:noWrap w:val="0"/>
             <w:vAlign w:val="center"/>
           </w:tcPr>
-          <w:p/>
+          <w:p>
+            <w:r>
+              <w:t>2022-09</w:t>
+            </w:r>
+          </w:p>
         </w:tc>
         <w:tc>
           <w:tcPr>
@@ -2307,7 +2282,11 @@
             <w:noWrap w:val="0"/>
             <w:vAlign w:val="center"/>
           </w:tcPr>
-          <w:p/>
+          <w:p>
+            <w:r>
+              <w:t>开源项目</w:t>
+            </w:r>
+          </w:p>
         </w:tc>
       </w:tr>
       <w:tr>
@@ -2336,7 +2315,11 @@
             <w:noWrap w:val="0"/>
             <w:vAlign w:val="center"/>
           </w:tcPr>
-          <w:p/>
+          <w:p>
+            <w:r>
+              <w:t>2</w:t>
+            </w:r>
+          </w:p>
         </w:tc>
         <w:tc>
           <w:tcPr>
@@ -2344,7 +2327,11 @@
             <w:noWrap w:val="0"/>
             <w:vAlign w:val="center"/>
           </w:tcPr>
-          <w:p/>
+          <w:p>
+            <w:r>
+              <w:t>测试模块划分与分工</w:t>
+            </w:r>
+          </w:p>
         </w:tc>
         <w:tc>
           <w:tcPr>
@@ -2352,7 +2339,11 @@
             <w:noWrap w:val="0"/>
             <w:vAlign w:val="center"/>
           </w:tcPr>
-          <w:p/>
+          <w:p>
+            <w:r>
+              <w:t>测试模块划分与分工.md</w:t>
+            </w:r>
+          </w:p>
         </w:tc>
         <w:tc>
           <w:tcPr>
@@ -2360,7 +2351,11 @@
             <w:noWrap w:val="0"/>
             <w:vAlign w:val="center"/>
           </w:tcPr>
-          <w:p/>
+          <w:p>
+            <w:r>
+              <w:t>2026-09</w:t>
+            </w:r>
+          </w:p>
         </w:tc>
         <w:tc>
           <w:tcPr>
@@ -2368,7 +2363,11 @@
             <w:noWrap w:val="0"/>
             <w:vAlign w:val="center"/>
           </w:tcPr>
-          <w:p/>
+          <w:p>
+            <w:r>
+              <w:t>课程小组</w:t>
+            </w:r>
+          </w:p>
         </w:tc>
       </w:tr>
       <w:tr>
@@ -2398,12 +2397,9 @@
             <w:vAlign w:val="center"/>
           </w:tcPr>
           <w:p>
-            <w:pPr>
-              <w:jc w:val="center"/>
-              <w:rPr>
-                <w:rFonts w:hint="eastAsia"/>
-              </w:rPr>
-            </w:pPr>
+            <w:r>
+              <w:t>3</w:t>
+            </w:r>
           </w:p>
         </w:tc>
         <w:tc>
@@ -2413,12 +2409,9 @@
             <w:vAlign w:val="center"/>
           </w:tcPr>
           <w:p>
-            <w:pPr>
-              <w:jc w:val="center"/>
-              <w:rPr>
-                <w:rFonts w:hint="eastAsia"/>
-              </w:rPr>
-            </w:pPr>
+            <w:r>
+              <w:t>实践作业文档模板2026</w:t>
+            </w:r>
           </w:p>
         </w:tc>
         <w:tc>
@@ -2428,12 +2421,9 @@
             <w:vAlign w:val="center"/>
           </w:tcPr>
           <w:p>
-            <w:pPr>
-              <w:jc w:val="center"/>
-              <w:rPr>
-                <w:rFonts w:hint="eastAsia"/>
-              </w:rPr>
-            </w:pPr>
+            <w:r>
+              <w:t>软件测试实践作业/实践作业-文档模板2026</w:t>
+            </w:r>
           </w:p>
         </w:tc>
         <w:tc>
@@ -2443,12 +2433,9 @@
             <w:vAlign w:val="center"/>
           </w:tcPr>
           <w:p>
-            <w:pPr>
-              <w:jc w:val="center"/>
-              <w:rPr>
-                <w:rFonts w:hint="eastAsia"/>
-              </w:rPr>
-            </w:pPr>
+            <w:r>
+              <w:t>2026-09</w:t>
+            </w:r>
           </w:p>
         </w:tc>
         <w:tc>
@@ -2458,12 +2445,9 @@
             <w:vAlign w:val="center"/>
           </w:tcPr>
           <w:p>
-            <w:pPr>
-              <w:jc w:val="center"/>
-              <w:rPr>
-                <w:rFonts w:hint="eastAsia"/>
-              </w:rPr>
-            </w:pPr>
+            <w:r>
+              <w:t>课程</w:t>
+            </w:r>
           </w:p>
         </w:tc>
       </w:tr>
@@ -2563,6 +2547,102 @@
           </w:p>
         </w:tc>
       </w:tr>
+      <w:tr>
+        <w:tblPrEx>
+          <w:tblBorders>
+            <w:top w:val="single" w:color="000000" w:sz="4" w:space="0"/>
+            <w:left w:val="single" w:color="000000" w:sz="4" w:space="0"/>
+            <w:bottom w:val="single" w:color="000000" w:sz="4" w:space="0"/>
+            <w:right w:val="single" w:color="000000" w:sz="4" w:space="0"/>
+            <w:insideH w:val="single" w:color="000000" w:sz="4" w:space="0"/>
+            <w:insideV w:val="single" w:color="000000" w:sz="4" w:space="0"/>
+          </w:tblBorders>
+          <w:tblCellMar>
+            <w:top w:w="0" w:type="dxa"/>
+            <w:left w:w="108" w:type="dxa"/>
+            <w:bottom w:w="0" w:type="dxa"/>
+            <w:right w:w="108" w:type="dxa"/>
+          </w:tblCellMar>
+        </w:tblPrEx>
+        <w:trPr>
+          <w:jc w:val="center"/>
+        </w:trPr>
+        <w:tc>
+          <w:tcPr>
+            <w:tcW w:w="648" w:type="dxa"/>
+            <w:noWrap w:val="0"/>
+            <w:vAlign w:val="center"/>
+          </w:tcPr>
+          <w:p>
+            <w:pPr>
+              <w:jc w:val="center"/>
+              <w:rPr>
+                <w:rFonts w:hint="eastAsia"/>
+              </w:rPr>
+            </w:pPr>
+          </w:p>
+        </w:tc>
+        <w:tc>
+          <w:tcPr>
+            <w:tcW w:w="1980" w:type="dxa"/>
+            <w:noWrap w:val="0"/>
+            <w:vAlign w:val="center"/>
+          </w:tcPr>
+          <w:p>
+            <w:pPr>
+              <w:jc w:val="center"/>
+              <w:rPr>
+                <w:rFonts w:hint="eastAsia"/>
+              </w:rPr>
+            </w:pPr>
+          </w:p>
+        </w:tc>
+        <w:tc>
+          <w:tcPr>
+            <w:tcW w:w="2325" w:type="dxa"/>
+            <w:noWrap w:val="0"/>
+            <w:vAlign w:val="center"/>
+          </w:tcPr>
+          <w:p>
+            <w:pPr>
+              <w:jc w:val="center"/>
+              <w:rPr>
+                <w:rFonts w:hint="eastAsia"/>
+              </w:rPr>
+            </w:pPr>
+          </w:p>
+        </w:tc>
+        <w:tc>
+          <w:tcPr>
+            <w:tcW w:w="1206" w:type="dxa"/>
+            <w:noWrap w:val="0"/>
+            <w:vAlign w:val="center"/>
+          </w:tcPr>
+          <w:p>
+            <w:pPr>
+              <w:jc w:val="center"/>
+              <w:rPr>
+                <w:rFonts w:hint="eastAsia"/>
+              </w:rPr>
+            </w:pPr>
+          </w:p>
+        </w:tc>
+        <w:tc>
+          <w:tcPr>
+            <w:tcW w:w="1905" w:type="dxa"/>
+            <w:noWrap w:val="0"/>
+            <w:vAlign w:val="center"/>
+          </w:tcPr>
+          <w:p>
+            <w:pPr>
+              <w:jc w:val="center"/>
+              <w:rPr>
+                <w:rFonts w:hint="eastAsia"/>
+              </w:rPr>
+            </w:pPr>
+          </w:p>
+        </w:tc>
+      </w:tr>
     </w:tbl>
     <w:p>
       <w:pPr>
@@ -2572,7 +2652,7 @@
           <w:rFonts w:hint="eastAsia"/>
         </w:rPr>
       </w:pPr>
-      <w:bookmarkStart w:id="5" w:name="_Toc19250"/>
+      <w:bookmarkStart w:id="5" w:name="_Toc4888"/>
       <w:r>
         <w:rPr>
           <w:rFonts w:hint="eastAsia"/>
@@ -2589,7 +2669,7 @@
           <w:rFonts w:hint="eastAsia"/>
         </w:rPr>
       </w:pPr>
-      <w:bookmarkStart w:id="6" w:name="_Toc24201"/>
+      <w:bookmarkStart w:id="6" w:name="_Toc23227"/>
       <w:r>
         <w:rPr>
           <w:rFonts w:hint="eastAsia"/>
@@ -2600,15 +2680,17 @@
     </w:p>
     <w:p>
       <w:pPr>
-        <w:bidi w:val="0"/>
-        <w:ind w:firstLine="420" w:firstLineChars="0"/>
+        <w:spacing w:line="360" w:lineRule="auto"/>
+        <w:ind w:firstLine="420" w:firstLineChars="200"/>
         <w:rPr>
           <w:rFonts w:hint="eastAsia"/>
+          <w:color w:val="0000FF"/>
         </w:rPr>
       </w:pPr>
       <w:r>
         <w:rPr>
           <w:rFonts w:hint="eastAsia"/>
+          <w:color w:val="0000FF"/>
         </w:rPr>
         <w:t>普通PC即可（本次测试：CPU 12代酷睿、内存16GB、SSD），无特殊硬件要求。</w:t>
       </w:r>
@@ -2621,7 +2703,7 @@
           <w:rFonts w:hint="eastAsia"/>
         </w:rPr>
       </w:pPr>
-      <w:bookmarkStart w:id="7" w:name="_Toc12369"/>
+      <w:bookmarkStart w:id="7" w:name="_Toc11135"/>
       <w:r>
         <w:rPr>
           <w:rFonts w:hint="eastAsia"/>
@@ -2632,15 +2714,17 @@
     </w:p>
     <w:p>
       <w:pPr>
-        <w:bidi w:val="0"/>
-        <w:ind w:firstLine="420" w:firstLineChars="0"/>
+        <w:spacing w:line="360" w:lineRule="auto"/>
+        <w:ind w:firstLine="420" w:firstLineChars="200"/>
         <w:rPr>
           <w:rFonts w:hint="eastAsia"/>
+          <w:color w:val="0000FF"/>
         </w:rPr>
       </w:pPr>
       <w:r>
         <w:rPr>
           <w:rFonts w:hint="eastAsia"/>
+          <w:color w:val="0000FF"/>
         </w:rPr>
         <w:t>操作系统 Windows 11；JDK 11（测试进程）；Tomcat 9.0（context path=/Book，端口8080）；MySQL 8.0（库名book，账号bookstore）；JUnit 4.12 + hamcrest 1.3；测试脚本仓库tests/目录，run-tests.bat一键执行。</w:t>
       </w:r>
@@ -2653,7 +2737,7 @@
           <w:rFonts w:hint="eastAsia"/>
         </w:rPr>
       </w:pPr>
-      <w:bookmarkStart w:id="8" w:name="_Toc19654"/>
+      <w:bookmarkStart w:id="8" w:name="_Toc2465"/>
       <w:r>
         <w:rPr>
           <w:rFonts w:hint="eastAsia"/>
@@ -2670,7 +2754,7 @@
           <w:rFonts w:hint="eastAsia"/>
         </w:rPr>
       </w:pPr>
-      <w:bookmarkStart w:id="9" w:name="_Toc25198"/>
+      <w:bookmarkStart w:id="9" w:name="_Toc26526"/>
       <w:r>
         <w:rPr>
           <w:rFonts w:hint="eastAsia"/>
@@ -2681,16 +2765,17 @@
     </w:p>
     <w:p>
       <w:pPr>
-        <w:bidi w:val="0"/>
         <w:spacing w:line="360" w:lineRule="auto"/>
-        <w:ind w:firstLine="420" w:firstLineChars="0"/>
+        <w:ind w:firstLine="420" w:firstLineChars="200"/>
         <w:rPr>
           <w:rFonts w:hint="eastAsia"/>
+          <w:color w:val="0000FF"/>
         </w:rPr>
       </w:pPr>
       <w:r>
         <w:rPr>
           <w:rFonts w:hint="eastAsia"/>
+          <w:color w:val="0000FF"/>
         </w:rPr>
         <w:t>被测对象为网上书店系统，源码位于仓库 网上书店项目/，编译后部署于本机Tomcat 9（http://localhost:8080/Book/），数据库由 sql/bookstore.sql 初始化（29本图书、admin账号）。</w:t>
       </w:r>
@@ -2703,7 +2788,7 @@
           <w:rFonts w:hint="eastAsia"/>
         </w:rPr>
       </w:pPr>
-      <w:bookmarkStart w:id="10" w:name="_Toc16143"/>
+      <w:bookmarkStart w:id="10" w:name="_Toc26476"/>
       <w:r>
         <w:rPr>
           <w:rFonts w:hint="eastAsia"/>
@@ -2726,6 +2811,13 @@
         </w:rPr>
         <w:t>本次测试针对M3图书浏览与检索、M6后台管理两个模块的全部12条用例展开（BS-IT-041~046、BS-IT-101~106），优先级为高的测试项全覆盖；方法采用边界值法、等价类法与场景法结合，全部用例经JUnit自动化执行。</w:t>
       </w:r>
+      <w:r>
+        <w:rPr>
+          <w:rFonts w:hint="eastAsia"/>
+          <w:color w:val="0000FF"/>
+        </w:rPr>
+        <w:t>（应根据实际的策略来撰写。）</w:t>
+      </w:r>
     </w:p>
     <w:p>
       <w:pPr>
@@ -2735,7 +2827,7 @@
           <w:rFonts w:hint="eastAsia"/>
         </w:rPr>
       </w:pPr>
-      <w:bookmarkStart w:id="11" w:name="_Toc29779"/>
+      <w:bookmarkStart w:id="11" w:name="_Toc20965"/>
       <w:r>
         <w:rPr>
           <w:rFonts w:hint="eastAsia"/>
@@ -2746,82 +2838,19 @@
     </w:p>
     <w:p>
       <w:pPr>
-        <w:numPr>
-          <w:ilvl w:val="0"/>
-          <w:numId w:val="2"/>
-        </w:numPr>
-        <w:bidi w:val="0"/>
         <w:spacing w:line="360" w:lineRule="auto"/>
-        <w:ind w:firstLine="420" w:firstLineChars="0"/>
+        <w:ind w:firstLine="420" w:firstLineChars="200"/>
         <w:rPr>
           <w:rFonts w:hint="eastAsia"/>
+          <w:color w:val="0000FF"/>
         </w:rPr>
       </w:pPr>
       <w:r>
         <w:rPr>
           <w:rFonts w:hint="eastAsia"/>
-        </w:rPr>
-        <w:t>启动MySQL并导入bookstore.sql；</w:t>
-      </w:r>
-    </w:p>
-    <w:p>
-      <w:pPr>
-        <w:numPr>
-          <w:ilvl w:val="0"/>
-          <w:numId w:val="2"/>
-        </w:numPr>
-        <w:bidi w:val="0"/>
-        <w:spacing w:line="360" w:lineRule="auto"/>
-        <w:ind w:firstLine="420" w:firstLineChars="0"/>
-        <w:rPr>
-          <w:rFonts w:hint="eastAsia"/>
-        </w:rPr>
-      </w:pPr>
-      <w:r>
-        <w:rPr>
-          <w:rFonts w:hint="eastAsia"/>
-        </w:rPr>
-        <w:t>编译项目并部署到Tomcat（/Book）；</w:t>
-      </w:r>
-    </w:p>
-    <w:p>
-      <w:pPr>
-        <w:numPr>
-          <w:ilvl w:val="0"/>
-          <w:numId w:val="2"/>
-        </w:numPr>
-        <w:bidi w:val="0"/>
-        <w:spacing w:line="360" w:lineRule="auto"/>
-        <w:ind w:firstLine="420" w:firstLineChars="0"/>
-        <w:rPr>
-          <w:rFonts w:hint="eastAsia"/>
-        </w:rPr>
-      </w:pPr>
-      <w:r>
-        <w:rPr>
-          <w:rFonts w:hint="eastAsia"/>
-        </w:rPr>
-        <w:t>运行 tests\run-tests.bat 一键编译并执行12条自动化用例；</w:t>
-      </w:r>
-    </w:p>
-    <w:p>
-      <w:pPr>
-        <w:numPr>
-          <w:ilvl w:val="0"/>
-          <w:numId w:val="2"/>
-        </w:numPr>
-        <w:bidi w:val="0"/>
-        <w:spacing w:line="360" w:lineRule="auto"/>
-        <w:ind w:firstLine="420" w:firstLineChars="0"/>
-        <w:rPr>
-          <w:rFonts w:hint="eastAsia"/>
-        </w:rPr>
-      </w:pPr>
-      <w:r>
-        <w:rPr>
-          <w:rFonts w:hint="eastAsia"/>
-        </w:rPr>
-        <w:t>对NG用例用curl/浏览器人工复核，确认缺陷后登记于3.4节。</w:t>
+          <w:color w:val="0000FF"/>
+        </w:rPr>
+        <w:t>1. 启动MySQL并导入bookstore.sql；2. 编译项目并部署到Tomcat（/Book）；3. 运行 tests\run-tests.bat 一键编译并执行12条自动化用例；4. 对NG用例用curl/浏览器人工复核，确认缺陷后登记于3.4节。</w:t>
       </w:r>
     </w:p>
     <w:p>
@@ -2832,7 +2861,7 @@
           <w:rFonts w:hint="eastAsia"/>
         </w:rPr>
       </w:pPr>
-      <w:bookmarkStart w:id="12" w:name="_Toc18241"/>
+      <w:bookmarkStart w:id="12" w:name="_Toc28477"/>
       <w:r>
         <w:rPr>
           <w:rFonts w:hint="eastAsia"/>
@@ -2851,7 +2880,7 @@
           <w:szCs w:val="28"/>
         </w:rPr>
       </w:pPr>
-      <w:bookmarkStart w:id="13" w:name="_Toc14775"/>
+      <w:bookmarkStart w:id="13" w:name="_Toc29081"/>
       <w:r>
         <w:rPr>
           <w:rFonts w:hint="eastAsia" w:eastAsia="黑体"/>
@@ -2876,6 +2905,26 @@
         </w:rPr>
         <w:t>M3模块确认缺陷5个，如表3.4.1~3.4.5所示。</w:t>
       </w:r>
+      <w:r>
+        <w:rPr>
+          <w:rFonts w:hint="eastAsia"/>
+          <w:color w:val="0000FF"/>
+        </w:rPr>
+        <w:t>（这里给出了</w:t>
+      </w:r>
+      <w:r>
+        <w:rPr>
+          <w:color w:val="0000FF"/>
+        </w:rPr>
+        <w:t>1</w:t>
+      </w:r>
+      <w:r>
+        <w:rPr>
+          <w:rFonts w:hint="eastAsia"/>
+          <w:color w:val="0000FF"/>
+        </w:rPr>
+        <w:t>个缺陷的例子，可仿照此格式来撰写缺陷报告。）</w:t>
+      </w:r>
     </w:p>
     <w:p>
       <w:pPr>
@@ -2887,22 +2936,14 @@
           <w:szCs w:val="28"/>
         </w:rPr>
       </w:pPr>
-      <w:bookmarkStart w:id="14" w:name="_Toc5697"/>
+      <w:bookmarkStart w:id="14" w:name="_Toc18763"/>
       <w:r>
         <w:rPr>
           <w:rFonts w:eastAsia="黑体"/>
           <w:sz w:val="28"/>
           <w:szCs w:val="28"/>
         </w:rPr>
-        <w:t xml:space="preserve">表3.4.1  </w:t>
-      </w:r>
-      <w:r>
-        <w:rPr>
-          <w:rFonts w:hint="eastAsia" w:eastAsia="黑体"/>
-          <w:sz w:val="28"/>
-          <w:szCs w:val="28"/>
-        </w:rPr>
-        <w:t>001-分页参数pageSize为0或负数时服务端500错误</w:t>
+        <w:t>表3.4.1  001-分页参数pageSize为0或负数时服务端500错误</w:t>
       </w:r>
       <w:bookmarkEnd w:id="14"/>
     </w:p>
@@ -2928,17 +2969,17 @@
         </w:tblCellMar>
       </w:tblPr>
       <w:tblGrid>
-        <w:gridCol w:w="1727"/>
-        <w:gridCol w:w="86"/>
-        <w:gridCol w:w="1346"/>
-        <w:gridCol w:w="210"/>
-        <w:gridCol w:w="388"/>
-        <w:gridCol w:w="751"/>
-        <w:gridCol w:w="687"/>
-        <w:gridCol w:w="507"/>
-        <w:gridCol w:w="154"/>
-        <w:gridCol w:w="807"/>
-        <w:gridCol w:w="1013"/>
+        <w:gridCol w:w="3931"/>
+        <w:gridCol w:w="251"/>
+        <w:gridCol w:w="1133"/>
+        <w:gridCol w:w="180"/>
+        <w:gridCol w:w="163"/>
+        <w:gridCol w:w="316"/>
+        <w:gridCol w:w="394"/>
+        <w:gridCol w:w="184"/>
+        <w:gridCol w:w="57"/>
+        <w:gridCol w:w="510"/>
+        <w:gridCol w:w="557"/>
       </w:tblGrid>
       <w:tr>
         <w:tblPrEx>
@@ -3001,18 +3042,8 @@
             <w:vAlign w:val="center"/>
           </w:tcPr>
           <w:p>
-            <w:pPr>
-              <w:rPr>
-                <w:rFonts w:hint="eastAsia" w:eastAsia="宋体"/>
-                <w:lang w:val="en-US" w:eastAsia="zh-CN"/>
-              </w:rPr>
-            </w:pPr>
-            <w:r>
-              <w:rPr>
-                <w:rFonts w:hint="eastAsia"/>
-                <w:lang w:val="en-US" w:eastAsia="zh-CN"/>
-              </w:rPr>
-              <w:t>曹沛</w:t>
+            <w:r>
+              <w:t>2026-09-15</w:t>
             </w:r>
           </w:p>
         </w:tc>
@@ -3070,9 +3101,6 @@
                 <w:szCs w:val="18"/>
               </w:rPr>
             </w:pPr>
-            <w:r>
-              <w:t>2026-09-15</w:t>
-            </w:r>
           </w:p>
         </w:tc>
       </w:tr>
@@ -3485,7 +3513,7 @@
           </w:tcPr>
           <w:p>
             <w:r>
-              <w:t>打开</w:t>
+              <w:t>关闭</w:t>
             </w:r>
           </w:p>
         </w:tc>
@@ -3654,12 +3682,9 @@
             <w:vAlign w:val="center"/>
           </w:tcPr>
           <w:p>
-            <w:pPr>
-              <w:rPr>
-                <w:rFonts w:hint="eastAsia" w:eastAsia="宋体"/>
-                <w:lang w:val="en-US" w:eastAsia="zh-CN"/>
-              </w:rPr>
-            </w:pPr>
+            <w:r>
+              <w:t>丙（开发+测试同一人，课程作业）</w:t>
+            </w:r>
           </w:p>
         </w:tc>
       </w:tr>
@@ -4061,7 +4086,7 @@
           </w:tcPr>
           <w:p>
             <w:r>
-              <w:t>修复验证：改为pageSize=0/-1/abc均应200且每页4条；运行tests\run-tests.bat复测test042应通过。</w:t>
+              <w:t>修复验证（已执行）：run-tests.bat复测test042通过——pageSize=0/-1/abc均返回HTTP 200且每页4条。</w:t>
             </w:r>
           </w:p>
         </w:tc>
@@ -4178,25 +4203,8 @@
             <w:vAlign w:val="center"/>
           </w:tcPr>
           <w:p>
-            <w:pPr>
-              <w:tabs>
-                <w:tab w:val="right" w:leader="dot" w:pos="8296"/>
-              </w:tabs>
-              <w:spacing w:before="120" w:after="120"/>
-              <w:rPr>
-                <w:bCs/>
-                <w:sz w:val="18"/>
-                <w:szCs w:val="18"/>
-              </w:rPr>
-            </w:pPr>
-            <w:r>
-              <w:rPr>
-                <w:rFonts w:hint="eastAsia"/>
-                <w:bCs/>
-                <w:sz w:val="18"/>
-                <w:szCs w:val="18"/>
-              </w:rPr>
-              <w:t>解决者</w:t>
+            <w:r>
+              <w:t>丙</w:t>
             </w:r>
           </w:p>
         </w:tc>
@@ -4213,7 +4221,7 @@
           </w:tcPr>
           <w:p>
             <w:r>
-              <w:t>未修复</w:t>
+              <w:t>2026-09-15</w:t>
             </w:r>
           </w:p>
         </w:tc>
@@ -4310,26 +4318,8 @@
             <w:vAlign w:val="center"/>
           </w:tcPr>
           <w:p>
-            <w:pPr>
-              <w:tabs>
-                <w:tab w:val="right" w:leader="dot" w:pos="8296"/>
-              </w:tabs>
-              <w:spacing w:before="120" w:after="120"/>
-              <w:rPr>
-                <w:rFonts w:hint="eastAsia"/>
-                <w:bCs/>
-                <w:sz w:val="18"/>
-                <w:szCs w:val="18"/>
-              </w:rPr>
-            </w:pPr>
-            <w:r>
-              <w:rPr>
-                <w:rFonts w:hint="eastAsia"/>
-                <w:bCs/>
-                <w:sz w:val="18"/>
-                <w:szCs w:val="18"/>
-              </w:rPr>
-              <w:t>解决build</w:t>
+            <w:r>
+              <w:t>v1.1-fix</w:t>
             </w:r>
           </w:p>
         </w:tc>
@@ -4346,7 +4336,7 @@
           </w:tcPr>
           <w:p>
             <w:r>
-              <w:t>建议方案（见下）</w:t>
+              <w:t>已修复并回归通过</w:t>
             </w:r>
           </w:p>
         </w:tc>
@@ -4444,7 +4434,7 @@
           </w:tcPr>
           <w:p>
             <w:r>
-              <w:t>WebUtils.parseInt已兜底非数字；需再对解析结果做下界校验：if (pageSize &lt; 1) pageSize = Page.PAGE_SIZE;</w:t>
+              <w:t>已修复：BookServiceImpl的page()/pageByPrice()/pageByNameOrAuthor()三个方法入口统一增加 if (pageSize &lt; 1) pageSize = Page.PAGE_SIZE; 容错。</w:t>
             </w:r>
           </w:p>
         </w:tc>
@@ -4508,7 +4498,7 @@
           </w:tcPr>
           <w:p>
             <w:r>
-              <w:t>——</w:t>
+              <w:t>丙（回归 run-tests.bat 12/12 通过后关闭）</w:t>
             </w:r>
           </w:p>
         </w:tc>
@@ -4541,19 +4531,18 @@
     </w:tbl>
     <w:p>
       <w:pPr>
-        <w:pStyle w:val="4"/>
-        <w:spacing w:before="60" w:after="60" w:line="360" w:lineRule="auto"/>
-        <w:rPr>
-          <w:rFonts w:eastAsia="黑体"/>
-          <w:sz w:val="28"/>
-          <w:szCs w:val="28"/>
+        <w:pStyle w:val="6"/>
+        <w:tabs>
+          <w:tab w:val="right" w:leader="dot" w:pos="8296"/>
+        </w:tabs>
+        <w:rPr>
+          <w:rFonts w:ascii="等线" w:hAnsi="等线" w:eastAsia="等线"/>
+          <w:szCs w:val="22"/>
         </w:rPr>
       </w:pPr>
       <w:r>
         <w:rPr>
-          <w:rFonts w:eastAsia="黑体"/>
-          <w:sz w:val="28"/>
-          <w:szCs w:val="28"/>
+          <w:rStyle w:val="15"/>
         </w:rPr>
         <w:t>表3.4.2  002-搜索结果翻页链接未URL编码，含空格/&amp;的搜索条件丢失</w:t>
       </w:r>
@@ -4580,15 +4569,15 @@
         </w:tblCellMar>
       </w:tblPr>
       <w:tblGrid>
-        <w:gridCol w:w="2082"/>
-        <w:gridCol w:w="103"/>
-        <w:gridCol w:w="1295"/>
+        <w:gridCol w:w="4097"/>
+        <w:gridCol w:w="205"/>
+        <w:gridCol w:w="1388"/>
         <w:gridCol w:w="216"/>
-        <w:gridCol w:w="366"/>
-        <w:gridCol w:w="709"/>
-        <w:gridCol w:w="690"/>
-        <w:gridCol w:w="438"/>
-        <w:gridCol w:w="134"/>
+        <w:gridCol w:w="337"/>
+        <w:gridCol w:w="650"/>
+        <w:gridCol w:w="707"/>
+        <w:gridCol w:w="388"/>
+        <w:gridCol w:w="118"/>
         <w:gridCol w:w="816"/>
         <w:gridCol w:w="1030"/>
       </w:tblGrid>
@@ -4654,11 +4643,7 @@
           </w:tcPr>
           <w:p>
             <w:r>
-              <w:rPr>
-                <w:rFonts w:hint="eastAsia"/>
-                <w:lang w:val="en-US" w:eastAsia="zh-CN"/>
-              </w:rPr>
-              <w:t>曹沛</w:t>
+              <w:t>2026-09-15</w:t>
             </w:r>
           </w:p>
         </w:tc>
@@ -4716,9 +4701,6 @@
                 <w:szCs w:val="18"/>
               </w:rPr>
             </w:pPr>
-            <w:r>
-              <w:t>2026-09-15</w:t>
-            </w:r>
           </w:p>
         </w:tc>
       </w:tr>
@@ -5131,7 +5113,7 @@
           </w:tcPr>
           <w:p>
             <w:r>
-              <w:t>打开</w:t>
+              <w:t>关闭</w:t>
             </w:r>
           </w:p>
         </w:tc>
@@ -5301,7 +5283,7 @@
           </w:tcPr>
           <w:p>
             <w:r>
-              <w:t>开发组（作业中暂未分配）</w:t>
+              <w:t>丙（开发+测试同一人，课程作业）</w:t>
             </w:r>
           </w:p>
         </w:tc>
@@ -5709,7 +5691,7 @@
           </w:tcPr>
           <w:p>
             <w:r>
-              <w:t>修复验证：修复后搜索"三 体"点下一页，参数完整、结果仍按关键词过滤；run-tests.bat复测test044应通过。</w:t>
+              <w:t>修复验证（已执行）：test044通过——翻页链接形如 nameorauthor=%E4%B8%89+%E4%BD%93，空格与&amp;不再截断参数。</w:t>
             </w:r>
           </w:p>
         </w:tc>
@@ -5826,25 +5808,8 @@
             <w:vAlign w:val="center"/>
           </w:tcPr>
           <w:p>
-            <w:pPr>
-              <w:tabs>
-                <w:tab w:val="right" w:leader="dot" w:pos="8296"/>
-              </w:tabs>
-              <w:spacing w:before="120" w:after="120"/>
-              <w:rPr>
-                <w:bCs/>
-                <w:sz w:val="18"/>
-                <w:szCs w:val="18"/>
-              </w:rPr>
-            </w:pPr>
-            <w:r>
-              <w:rPr>
-                <w:rFonts w:hint="eastAsia"/>
-                <w:bCs/>
-                <w:sz w:val="18"/>
-                <w:szCs w:val="18"/>
-              </w:rPr>
-              <w:t>解决者</w:t>
+            <w:r>
+              <w:t>丙</w:t>
             </w:r>
           </w:p>
         </w:tc>
@@ -5861,7 +5826,7 @@
           </w:tcPr>
           <w:p>
             <w:r>
-              <w:t>未修复</w:t>
+              <w:t>2026-09-15</w:t>
             </w:r>
           </w:p>
         </w:tc>
@@ -5958,26 +5923,8 @@
             <w:vAlign w:val="center"/>
           </w:tcPr>
           <w:p>
-            <w:pPr>
-              <w:tabs>
-                <w:tab w:val="right" w:leader="dot" w:pos="8296"/>
-              </w:tabs>
-              <w:spacing w:before="120" w:after="120"/>
-              <w:rPr>
-                <w:rFonts w:hint="eastAsia"/>
-                <w:bCs/>
-                <w:sz w:val="18"/>
-                <w:szCs w:val="18"/>
-              </w:rPr>
-            </w:pPr>
-            <w:r>
-              <w:rPr>
-                <w:rFonts w:hint="eastAsia"/>
-                <w:bCs/>
-                <w:sz w:val="18"/>
-                <w:szCs w:val="18"/>
-              </w:rPr>
-              <w:t>解决build</w:t>
+            <w:r>
+              <w:t>v1.1-fix</w:t>
             </w:r>
           </w:p>
         </w:tc>
@@ -5994,7 +5941,7 @@
           </w:tcPr>
           <w:p>
             <w:r>
-              <w:t>建议方案（见下）</w:t>
+              <w:t>已修复并回归通过</w:t>
             </w:r>
           </w:p>
         </w:tc>
@@ -6092,7 +6039,7 @@
           </w:tcPr>
           <w:p>
             <w:r>
-              <w:t>拼接前对参数值URLEncoder.encode(v, "UTF-8")；pageByPrice的min/max拼接同理。</w:t>
+              <w:t>已修复：ClientBookServlet翻页URL拼接处改为 URLEncoder.encode(nameorauthor, "UTF-8") 后再 append。</w:t>
             </w:r>
           </w:p>
         </w:tc>
@@ -6156,7 +6103,7 @@
           </w:tcPr>
           <w:p>
             <w:r>
-              <w:t>——</w:t>
+              <w:t>丙（回归 run-tests.bat 12/12 通过后关闭）</w:t>
             </w:r>
           </w:p>
         </w:tc>
@@ -6189,19 +6136,18 @@
     </w:tbl>
     <w:p>
       <w:pPr>
-        <w:pStyle w:val="4"/>
-        <w:spacing w:before="60" w:after="60" w:line="360" w:lineRule="auto"/>
-        <w:rPr>
-          <w:rFonts w:eastAsia="黑体"/>
-          <w:sz w:val="28"/>
-          <w:szCs w:val="28"/>
+        <w:pStyle w:val="6"/>
+        <w:tabs>
+          <w:tab w:val="right" w:leader="dot" w:pos="8296"/>
+        </w:tabs>
+        <w:rPr>
+          <w:rFonts w:ascii="等线" w:hAnsi="等线" w:eastAsia="等线"/>
+          <w:szCs w:val="22"/>
         </w:rPr>
       </w:pPr>
       <w:r>
         <w:rPr>
-          <w:rFonts w:eastAsia="黑体"/>
-          <w:sz w:val="28"/>
-          <w:szCs w:val="28"/>
+          <w:rStyle w:val="15"/>
         </w:rPr>
         <w:t>表3.4.3  003-价格区间min&gt;max无校验无提示，静默返回空列表</w:t>
       </w:r>
@@ -6228,17 +6174,17 @@
         </w:tblCellMar>
       </w:tblPr>
       <w:tblGrid>
-        <w:gridCol w:w="1743"/>
-        <w:gridCol w:w="87"/>
-        <w:gridCol w:w="1341"/>
+        <w:gridCol w:w="2114"/>
+        <w:gridCol w:w="136"/>
+        <w:gridCol w:w="1343"/>
         <w:gridCol w:w="210"/>
-        <w:gridCol w:w="386"/>
-        <w:gridCol w:w="747"/>
-        <w:gridCol w:w="684"/>
-        <w:gridCol w:w="504"/>
-        <w:gridCol w:w="153"/>
-        <w:gridCol w:w="808"/>
-        <w:gridCol w:w="1013"/>
+        <w:gridCol w:w="342"/>
+        <w:gridCol w:w="661"/>
+        <w:gridCol w:w="633"/>
+        <w:gridCol w:w="439"/>
+        <w:gridCol w:w="134"/>
+        <w:gridCol w:w="746"/>
+        <w:gridCol w:w="918"/>
       </w:tblGrid>
       <w:tr>
         <w:tblPrEx>
@@ -6302,11 +6248,7 @@
           </w:tcPr>
           <w:p>
             <w:r>
-              <w:rPr>
-                <w:rFonts w:hint="eastAsia"/>
-                <w:lang w:val="en-US" w:eastAsia="zh-CN"/>
-              </w:rPr>
-              <w:t>曹沛</w:t>
+              <w:t>2026-09-15</w:t>
             </w:r>
           </w:p>
         </w:tc>
@@ -6364,9 +6306,6 @@
                 <w:szCs w:val="18"/>
               </w:rPr>
             </w:pPr>
-            <w:r>
-              <w:t>2026-09-15</w:t>
-            </w:r>
           </w:p>
         </w:tc>
       </w:tr>
@@ -6779,7 +6718,7 @@
           </w:tcPr>
           <w:p>
             <w:r>
-              <w:t>打开</w:t>
+              <w:t>关闭</w:t>
             </w:r>
           </w:p>
         </w:tc>
@@ -6949,7 +6888,7 @@
           </w:tcPr>
           <w:p>
             <w:r>
-              <w:t>开发组（作业中暂未分配）</w:t>
+              <w:t>丙（开发+测试同一人，课程作业）</w:t>
             </w:r>
           </w:p>
         </w:tc>
@@ -7352,7 +7291,7 @@
           </w:tcPr>
           <w:p>
             <w:r>
-              <w:t>修复验证：min=100&amp;max=10应显示提示或返回10~100区间图书；run-tests.bat复测test045相应断言应通过。</w:t>
+              <w:t>修复验证（已执行）：test045通过——min=100&amp;max=10返回提示且展示调整后区间图书。</w:t>
             </w:r>
           </w:p>
         </w:tc>
@@ -7469,25 +7408,8 @@
             <w:vAlign w:val="center"/>
           </w:tcPr>
           <w:p>
-            <w:pPr>
-              <w:tabs>
-                <w:tab w:val="right" w:leader="dot" w:pos="8296"/>
-              </w:tabs>
-              <w:spacing w:before="120" w:after="120"/>
-              <w:rPr>
-                <w:bCs/>
-                <w:sz w:val="18"/>
-                <w:szCs w:val="18"/>
-              </w:rPr>
-            </w:pPr>
-            <w:r>
-              <w:rPr>
-                <w:rFonts w:hint="eastAsia"/>
-                <w:bCs/>
-                <w:sz w:val="18"/>
-                <w:szCs w:val="18"/>
-              </w:rPr>
-              <w:t>解决者</w:t>
+            <w:r>
+              <w:t>丙</w:t>
             </w:r>
           </w:p>
         </w:tc>
@@ -7504,7 +7426,7 @@
           </w:tcPr>
           <w:p>
             <w:r>
-              <w:t>未修复</w:t>
+              <w:t>2026-09-15</w:t>
             </w:r>
           </w:p>
         </w:tc>
@@ -7601,26 +7523,8 @@
             <w:vAlign w:val="center"/>
           </w:tcPr>
           <w:p>
-            <w:pPr>
-              <w:tabs>
-                <w:tab w:val="right" w:leader="dot" w:pos="8296"/>
-              </w:tabs>
-              <w:spacing w:before="120" w:after="120"/>
-              <w:rPr>
-                <w:rFonts w:hint="eastAsia"/>
-                <w:bCs/>
-                <w:sz w:val="18"/>
-                <w:szCs w:val="18"/>
-              </w:rPr>
-            </w:pPr>
-            <w:r>
-              <w:rPr>
-                <w:rFonts w:hint="eastAsia"/>
-                <w:bCs/>
-                <w:sz w:val="18"/>
-                <w:szCs w:val="18"/>
-              </w:rPr>
-              <w:t>解决build</w:t>
+            <w:r>
+              <w:t>v1.1-fix</w:t>
             </w:r>
           </w:p>
         </w:tc>
@@ -7637,7 +7541,7 @@
           </w:tcPr>
           <w:p>
             <w:r>
-              <w:t>建议方案（见下）</w:t>
+              <w:t>已修复并回归通过</w:t>
             </w:r>
           </w:p>
         </w:tc>
@@ -7735,7 +7639,7 @@
           </w:tcPr>
           <w:p>
             <w:r>
-              <w:t>Service层加if (min &gt; max)交换两值或返回提示信息。</w:t>
+              <w:t>已修复：pageByPrice对min&gt;max自动交换两值，并在index.jsp以红色提示显示"价格区间设置有误（最小值大于最大值），已自动调整区间"。</w:t>
             </w:r>
           </w:p>
         </w:tc>
@@ -7799,7 +7703,7 @@
           </w:tcPr>
           <w:p>
             <w:r>
-              <w:t>——</w:t>
+              <w:t>丙（回归 run-tests.bat 12/12 通过后关闭）</w:t>
             </w:r>
           </w:p>
         </w:tc>
@@ -7832,19 +7736,18 @@
     </w:tbl>
     <w:p>
       <w:pPr>
-        <w:pStyle w:val="4"/>
-        <w:spacing w:before="60" w:after="60" w:line="360" w:lineRule="auto"/>
-        <w:rPr>
-          <w:rFonts w:eastAsia="黑体"/>
-          <w:sz w:val="28"/>
-          <w:szCs w:val="28"/>
+        <w:pStyle w:val="6"/>
+        <w:tabs>
+          <w:tab w:val="right" w:leader="dot" w:pos="8296"/>
+        </w:tabs>
+        <w:rPr>
+          <w:rFonts w:ascii="等线" w:hAnsi="等线" w:eastAsia="等线"/>
+          <w:szCs w:val="22"/>
         </w:rPr>
       </w:pPr>
       <w:r>
         <w:rPr>
-          <w:rFonts w:eastAsia="黑体"/>
-          <w:sz w:val="28"/>
-          <w:szCs w:val="28"/>
+          <w:rStyle w:val="15"/>
         </w:rPr>
         <w:t>表3.4.4  004-价格筛选参数仅支持整数，小数价格静默失效</w:t>
       </w:r>
@@ -7871,17 +7774,17 @@
         </w:tblCellMar>
       </w:tblPr>
       <w:tblGrid>
-        <w:gridCol w:w="1943"/>
-        <w:gridCol w:w="97"/>
-        <w:gridCol w:w="1281"/>
-        <w:gridCol w:w="203"/>
-        <w:gridCol w:w="369"/>
-        <w:gridCol w:w="713"/>
-        <w:gridCol w:w="656"/>
-        <w:gridCol w:w="479"/>
-        <w:gridCol w:w="145"/>
-        <w:gridCol w:w="799"/>
-        <w:gridCol w:w="991"/>
+        <w:gridCol w:w="3217"/>
+        <w:gridCol w:w="207"/>
+        <w:gridCol w:w="1252"/>
+        <w:gridCol w:w="199"/>
+        <w:gridCol w:w="225"/>
+        <w:gridCol w:w="436"/>
+        <w:gridCol w:w="486"/>
+        <w:gridCol w:w="270"/>
+        <w:gridCol w:w="83"/>
+        <w:gridCol w:w="607"/>
+        <w:gridCol w:w="694"/>
       </w:tblGrid>
       <w:tr>
         <w:tblPrEx>
@@ -7945,11 +7848,7 @@
           </w:tcPr>
           <w:p>
             <w:r>
-              <w:rPr>
-                <w:rFonts w:hint="eastAsia"/>
-                <w:lang w:val="en-US" w:eastAsia="zh-CN"/>
-              </w:rPr>
-              <w:t>曹沛</w:t>
+              <w:t>2026-09-15</w:t>
             </w:r>
           </w:p>
         </w:tc>
@@ -8007,9 +7906,6 @@
                 <w:szCs w:val="18"/>
               </w:rPr>
             </w:pPr>
-            <w:r>
-              <w:t>2026-09-15</w:t>
-            </w:r>
           </w:p>
         </w:tc>
       </w:tr>
@@ -8023,12 +7919,6 @@
             <w:insideH w:val="single" w:color="auto" w:sz="4" w:space="0"/>
             <w:insideV w:val="single" w:color="auto" w:sz="4" w:space="0"/>
           </w:tblBorders>
-          <w:tblCellMar>
-            <w:top w:w="0" w:type="dxa"/>
-            <w:left w:w="108" w:type="dxa"/>
-            <w:bottom w:w="0" w:type="dxa"/>
-            <w:right w:w="108" w:type="dxa"/>
-          </w:tblCellMar>
         </w:tblPrEx>
         <w:trPr>
           <w:jc w:val="center"/>
@@ -8422,7 +8312,7 @@
           </w:tcPr>
           <w:p>
             <w:r>
-              <w:t>打开</w:t>
+              <w:t>关闭</w:t>
             </w:r>
           </w:p>
         </w:tc>
@@ -8592,7 +8482,7 @@
           </w:tcPr>
           <w:p>
             <w:r>
-              <w:t>开发组（作业中暂未分配）</w:t>
+              <w:t>丙（开发+测试同一人，课程作业）</w:t>
             </w:r>
           </w:p>
         </w:tc>
@@ -8749,12 +8639,6 @@
             <w:insideH w:val="single" w:color="auto" w:sz="4" w:space="0"/>
             <w:insideV w:val="single" w:color="auto" w:sz="4" w:space="0"/>
           </w:tblBorders>
-          <w:tblCellMar>
-            <w:top w:w="0" w:type="dxa"/>
-            <w:left w:w="108" w:type="dxa"/>
-            <w:bottom w:w="0" w:type="dxa"/>
-            <w:right w:w="108" w:type="dxa"/>
-          </w:tblCellMar>
         </w:tblPrEx>
         <w:trPr>
           <w:jc w:val="center"/>
@@ -8995,7 +8879,7 @@
           </w:tcPr>
           <w:p>
             <w:r>
-              <w:t>修复验证：min=56.5&amp;max=56.5仅返回《三体》；run-tests.bat复测test045应通过。</w:t>
+              <w:t>修复验证（已执行）：test045通过——min=56.5&amp;max=56.5精确命中《三体》（1条）。</w:t>
             </w:r>
           </w:p>
         </w:tc>
@@ -9112,25 +8996,8 @@
             <w:vAlign w:val="center"/>
           </w:tcPr>
           <w:p>
-            <w:pPr>
-              <w:tabs>
-                <w:tab w:val="right" w:leader="dot" w:pos="8296"/>
-              </w:tabs>
-              <w:spacing w:before="120" w:after="120"/>
-              <w:rPr>
-                <w:bCs/>
-                <w:sz w:val="18"/>
-                <w:szCs w:val="18"/>
-              </w:rPr>
-            </w:pPr>
-            <w:r>
-              <w:rPr>
-                <w:rFonts w:hint="eastAsia"/>
-                <w:bCs/>
-                <w:sz w:val="18"/>
-                <w:szCs w:val="18"/>
-              </w:rPr>
-              <w:t>解决者</w:t>
+            <w:r>
+              <w:t>丙</w:t>
             </w:r>
           </w:p>
         </w:tc>
@@ -9147,7 +9014,7 @@
           </w:tcPr>
           <w:p>
             <w:r>
-              <w:t>未修复</w:t>
+              <w:t>2026-09-15</w:t>
             </w:r>
           </w:p>
         </w:tc>
@@ -9244,26 +9111,8 @@
             <w:vAlign w:val="center"/>
           </w:tcPr>
           <w:p>
-            <w:pPr>
-              <w:tabs>
-                <w:tab w:val="right" w:leader="dot" w:pos="8296"/>
-              </w:tabs>
-              <w:spacing w:before="120" w:after="120"/>
-              <w:rPr>
-                <w:rFonts w:hint="eastAsia"/>
-                <w:bCs/>
-                <w:sz w:val="18"/>
-                <w:szCs w:val="18"/>
-              </w:rPr>
-            </w:pPr>
-            <w:r>
-              <w:rPr>
-                <w:rFonts w:hint="eastAsia"/>
-                <w:bCs/>
-                <w:sz w:val="18"/>
-                <w:szCs w:val="18"/>
-              </w:rPr>
-              <w:t>解决build</w:t>
+            <w:r>
+              <w:t>v1.1-fix</w:t>
             </w:r>
           </w:p>
         </w:tc>
@@ -9280,7 +9129,7 @@
           </w:tcPr>
           <w:p>
             <w:r>
-              <w:t>建议方案（见下）</w:t>
+              <w:t>已修复并回归通过</w:t>
             </w:r>
           </w:p>
         </w:tc>
@@ -9378,7 +9227,7 @@
           </w:tcPr>
           <w:p>
             <w:r>
-              <w:t>价格参数改用new BigDecimal(str)解析（异常时回退默认0~MAX）。</w:t>
+              <w:t>已修复：WebUtils新增parseDouble()；ClientBookServlet价格参数按double解析；BookService/BookDao/BookDaoImpl的pageByPrice链路参数类型由int改为double。</w:t>
             </w:r>
           </w:p>
         </w:tc>
@@ -9442,7 +9291,7 @@
           </w:tcPr>
           <w:p>
             <w:r>
-              <w:t>——</w:t>
+              <w:t>丙（回归 run-tests.bat 12/12 通过后关闭）</w:t>
             </w:r>
           </w:p>
         </w:tc>
@@ -9475,19 +9324,18 @@
     </w:tbl>
     <w:p>
       <w:pPr>
-        <w:pStyle w:val="4"/>
-        <w:spacing w:before="60" w:after="60" w:line="360" w:lineRule="auto"/>
-        <w:rPr>
-          <w:rFonts w:eastAsia="黑体"/>
-          <w:sz w:val="28"/>
-          <w:szCs w:val="28"/>
+        <w:pStyle w:val="6"/>
+        <w:tabs>
+          <w:tab w:val="right" w:leader="dot" w:pos="8296"/>
+        </w:tabs>
+        <w:rPr>
+          <w:rFonts w:ascii="等线" w:hAnsi="等线" w:eastAsia="等线"/>
+          <w:szCs w:val="22"/>
         </w:rPr>
       </w:pPr>
       <w:r>
         <w:rPr>
-          <w:rFonts w:eastAsia="黑体"/>
-          <w:sz w:val="28"/>
-          <w:szCs w:val="28"/>
+          <w:rStyle w:val="15"/>
         </w:rPr>
         <w:t>表3.4.5  005-销量榜单SQL使用LIMIT 1,50，跳过销量第一名</w:t>
       </w:r>
@@ -9514,17 +9362,17 @@
         </w:tblCellMar>
       </w:tblPr>
       <w:tblGrid>
-        <w:gridCol w:w="1601"/>
-        <w:gridCol w:w="79"/>
-        <w:gridCol w:w="1383"/>
-        <w:gridCol w:w="215"/>
-        <w:gridCol w:w="399"/>
-        <w:gridCol w:w="771"/>
-        <w:gridCol w:w="705"/>
-        <w:gridCol w:w="522"/>
-        <w:gridCol w:w="158"/>
-        <w:gridCol w:w="815"/>
-        <w:gridCol w:w="1028"/>
+        <w:gridCol w:w="3518"/>
+        <w:gridCol w:w="227"/>
+        <w:gridCol w:w="1144"/>
+        <w:gridCol w:w="181"/>
+        <w:gridCol w:w="211"/>
+        <w:gridCol w:w="409"/>
+        <w:gridCol w:w="450"/>
+        <w:gridCol w:w="255"/>
+        <w:gridCol w:w="78"/>
+        <w:gridCol w:w="560"/>
+        <w:gridCol w:w="643"/>
       </w:tblGrid>
       <w:tr>
         <w:tblPrEx>
@@ -9588,11 +9436,7 @@
           </w:tcPr>
           <w:p>
             <w:r>
-              <w:rPr>
-                <w:rFonts w:hint="eastAsia"/>
-                <w:lang w:val="en-US" w:eastAsia="zh-CN"/>
-              </w:rPr>
-              <w:t>曹沛</w:t>
+              <w:t>2026-09-15</w:t>
             </w:r>
           </w:p>
         </w:tc>
@@ -9650,9 +9494,6 @@
                 <w:szCs w:val="18"/>
               </w:rPr>
             </w:pPr>
-            <w:r>
-              <w:t>2026-09-15</w:t>
-            </w:r>
           </w:p>
         </w:tc>
       </w:tr>
@@ -10065,7 +9906,7 @@
           </w:tcPr>
           <w:p>
             <w:r>
-              <w:t>打开</w:t>
+              <w:t>关闭</w:t>
             </w:r>
           </w:p>
         </w:tc>
@@ -10235,7 +10076,7 @@
           </w:tcPr>
           <w:p>
             <w:r>
-              <w:t>开发组（作业中暂未分配）</w:t>
+              <w:t>丙（开发+测试同一人，课程作业）</w:t>
             </w:r>
           </w:p>
         </w:tc>
@@ -10643,7 +10484,7 @@
           </w:tcPr>
           <w:p>
             <w:r>
-              <w:t>修复验证：修复后重复上述步骤，榜单第一名即销量最高的书；run-tests.bat复测test046应通过。</w:t>
+              <w:t>修复验证（已执行）：test046通过——造数后销量第一名《解忧杂货店》出现在榜单首位。</w:t>
             </w:r>
           </w:p>
         </w:tc>
@@ -10760,25 +10601,8 @@
             <w:vAlign w:val="center"/>
           </w:tcPr>
           <w:p>
-            <w:pPr>
-              <w:tabs>
-                <w:tab w:val="right" w:leader="dot" w:pos="8296"/>
-              </w:tabs>
-              <w:spacing w:before="120" w:after="120"/>
-              <w:rPr>
-                <w:bCs/>
-                <w:sz w:val="18"/>
-                <w:szCs w:val="18"/>
-              </w:rPr>
-            </w:pPr>
-            <w:r>
-              <w:rPr>
-                <w:rFonts w:hint="eastAsia"/>
-                <w:bCs/>
-                <w:sz w:val="18"/>
-                <w:szCs w:val="18"/>
-              </w:rPr>
-              <w:t>解决者</w:t>
+            <w:r>
+              <w:t>丙</w:t>
             </w:r>
           </w:p>
         </w:tc>
@@ -10795,7 +10619,7 @@
           </w:tcPr>
           <w:p>
             <w:r>
-              <w:t>未修复</w:t>
+              <w:t>2026-09-15</w:t>
             </w:r>
           </w:p>
         </w:tc>
@@ -10892,26 +10716,8 @@
             <w:vAlign w:val="center"/>
           </w:tcPr>
           <w:p>
-            <w:pPr>
-              <w:tabs>
-                <w:tab w:val="right" w:leader="dot" w:pos="8296"/>
-              </w:tabs>
-              <w:spacing w:before="120" w:after="120"/>
-              <w:rPr>
-                <w:rFonts w:hint="eastAsia"/>
-                <w:bCs/>
-                <w:sz w:val="18"/>
-                <w:szCs w:val="18"/>
-              </w:rPr>
-            </w:pPr>
-            <w:r>
-              <w:rPr>
-                <w:rFonts w:hint="eastAsia"/>
-                <w:bCs/>
-                <w:sz w:val="18"/>
-                <w:szCs w:val="18"/>
-              </w:rPr>
-              <w:t>解决build</w:t>
+            <w:r>
+              <w:t>v1.1-fix</w:t>
             </w:r>
           </w:p>
         </w:tc>
@@ -10928,7 +10734,7 @@
           </w:tcPr>
           <w:p>
             <w:r>
-              <w:t>建议方案（见下）</w:t>
+              <w:t>已修复并回归通过</w:t>
             </w:r>
           </w:p>
         </w:tc>
@@ -11026,7 +10832,7 @@
           </w:tcPr>
           <w:p>
             <w:r>
-              <w:t>LIMIT 1,50 改为 LIMIT 50。</w:t>
+              <w:t>已修复：BookDaoImpl.queryForPageItemsOrder()的SQL由 LIMIT 1,50 改为 LIMIT 50。</w:t>
             </w:r>
           </w:p>
         </w:tc>
@@ -11090,7 +10896,7 @@
           </w:tcPr>
           <w:p>
             <w:r>
-              <w:t>——</w:t>
+              <w:t>丙（回归 run-tests.bat 12/12 通过后关闭）</w:t>
             </w:r>
           </w:p>
         </w:tc>
@@ -11131,7 +10937,7 @@
           <w:szCs w:val="28"/>
         </w:rPr>
       </w:pPr>
-      <w:bookmarkStart w:id="15" w:name="_Toc17362"/>
+      <w:bookmarkStart w:id="15" w:name="_Toc7182"/>
       <w:r>
         <w:rPr>
           <w:rFonts w:hint="eastAsia" w:eastAsia="黑体"/>
@@ -11144,19 +10950,18 @@
     </w:p>
     <w:p>
       <w:pPr>
-        <w:pStyle w:val="4"/>
-        <w:spacing w:before="60" w:after="60" w:line="360" w:lineRule="auto"/>
-        <w:rPr>
-          <w:rFonts w:eastAsia="黑体"/>
-          <w:sz w:val="28"/>
-          <w:szCs w:val="28"/>
+        <w:pStyle w:val="6"/>
+        <w:tabs>
+          <w:tab w:val="right" w:leader="dot" w:pos="8296"/>
+        </w:tabs>
+        <w:rPr>
+          <w:rFonts w:ascii="等线" w:hAnsi="等线" w:eastAsia="等线"/>
+          <w:szCs w:val="22"/>
         </w:rPr>
       </w:pPr>
       <w:r>
         <w:rPr>
-          <w:rFonts w:eastAsia="黑体"/>
-          <w:sz w:val="28"/>
-          <w:szCs w:val="28"/>
+          <w:rStyle w:val="15"/>
         </w:rPr>
         <w:t>表3.4.6  006-新增图书无服务端输入校验：空书名/负价格/非法价格直接入库</w:t>
       </w:r>
@@ -11183,17 +10988,17 @@
         </w:tblCellMar>
       </w:tblPr>
       <w:tblGrid>
-        <w:gridCol w:w="1601"/>
-        <w:gridCol w:w="79"/>
-        <w:gridCol w:w="1383"/>
-        <w:gridCol w:w="215"/>
-        <w:gridCol w:w="399"/>
-        <w:gridCol w:w="771"/>
-        <w:gridCol w:w="705"/>
-        <w:gridCol w:w="522"/>
+        <w:gridCol w:w="1587"/>
+        <w:gridCol w:w="102"/>
+        <w:gridCol w:w="1385"/>
+        <w:gridCol w:w="216"/>
+        <w:gridCol w:w="397"/>
+        <w:gridCol w:w="769"/>
+        <w:gridCol w:w="704"/>
+        <w:gridCol w:w="520"/>
         <w:gridCol w:w="158"/>
-        <w:gridCol w:w="815"/>
-        <w:gridCol w:w="1028"/>
+        <w:gridCol w:w="813"/>
+        <w:gridCol w:w="1025"/>
       </w:tblGrid>
       <w:tr>
         <w:tblPrEx>
@@ -11257,11 +11062,7 @@
           </w:tcPr>
           <w:p>
             <w:r>
-              <w:rPr>
-                <w:rFonts w:hint="eastAsia"/>
-                <w:lang w:val="en-US" w:eastAsia="zh-CN"/>
-              </w:rPr>
-              <w:t>曹沛</w:t>
+              <w:t>2026-09-15</w:t>
             </w:r>
           </w:p>
         </w:tc>
@@ -11319,9 +11120,6 @@
                 <w:szCs w:val="18"/>
               </w:rPr>
             </w:pPr>
-            <w:r>
-              <w:t>2026-09-15</w:t>
-            </w:r>
           </w:p>
         </w:tc>
       </w:tr>
@@ -11734,7 +11532,7 @@
           </w:tcPr>
           <w:p>
             <w:r>
-              <w:t>打开</w:t>
+              <w:t>关闭</w:t>
             </w:r>
           </w:p>
         </w:tc>
@@ -11904,7 +11702,7 @@
           </w:tcPr>
           <w:p>
             <w:r>
-              <w:t>开发组（作业中暂未分配）</w:t>
+              <w:t>丙（开发+测试同一人，课程作业）</w:t>
             </w:r>
           </w:p>
         </w:tc>
@@ -12307,7 +12105,7 @@
           </w:tcPr>
           <w:p>
             <w:r>
-              <w:t>修复验证：三类非法输入均被拒绝且有提示；run-tests.bat复测test102应通过。</w:t>
+              <w:t>修复验证（已执行）：test102通过——空书名/负价格/非数字价格均被拒绝且库中无脏数据，合法图书正常入库。</w:t>
             </w:r>
           </w:p>
         </w:tc>
@@ -12424,25 +12222,8 @@
             <w:vAlign w:val="center"/>
           </w:tcPr>
           <w:p>
-            <w:pPr>
-              <w:tabs>
-                <w:tab w:val="right" w:leader="dot" w:pos="8296"/>
-              </w:tabs>
-              <w:spacing w:before="120" w:after="120"/>
-              <w:rPr>
-                <w:bCs/>
-                <w:sz w:val="18"/>
-                <w:szCs w:val="18"/>
-              </w:rPr>
-            </w:pPr>
-            <w:r>
-              <w:rPr>
-                <w:rFonts w:hint="eastAsia"/>
-                <w:bCs/>
-                <w:sz w:val="18"/>
-                <w:szCs w:val="18"/>
-              </w:rPr>
-              <w:t>解决者</w:t>
+            <w:r>
+              <w:t>丙</w:t>
             </w:r>
           </w:p>
         </w:tc>
@@ -12459,7 +12240,7 @@
           </w:tcPr>
           <w:p>
             <w:r>
-              <w:t>未修复</w:t>
+              <w:t>2026-09-15</w:t>
             </w:r>
           </w:p>
         </w:tc>
@@ -12556,26 +12337,8 @@
             <w:vAlign w:val="center"/>
           </w:tcPr>
           <w:p>
-            <w:pPr>
-              <w:tabs>
-                <w:tab w:val="right" w:leader="dot" w:pos="8296"/>
-              </w:tabs>
-              <w:spacing w:before="120" w:after="120"/>
-              <w:rPr>
-                <w:rFonts w:hint="eastAsia"/>
-                <w:bCs/>
-                <w:sz w:val="18"/>
-                <w:szCs w:val="18"/>
-              </w:rPr>
-            </w:pPr>
-            <w:r>
-              <w:rPr>
-                <w:rFonts w:hint="eastAsia"/>
-                <w:bCs/>
-                <w:sz w:val="18"/>
-                <w:szCs w:val="18"/>
-              </w:rPr>
-              <w:t>解决build</w:t>
+            <w:r>
+              <w:t>v1.1-fix</w:t>
             </w:r>
           </w:p>
         </w:tc>
@@ -12592,7 +12355,7 @@
           </w:tcPr>
           <w:p>
             <w:r>
-              <w:t>建议方案（见下）</w:t>
+              <w:t>已修复并回归通过</w:t>
             </w:r>
           </w:p>
         </w:tc>
@@ -12690,7 +12453,7 @@
           </w:tcPr>
           <w:p>
             <w:r>
-              <w:t>add/update入口校验name非空、price≥0且合法数字、sales/stock≥0，不合法带错误信息转发回编辑页。</w:t>
+              <w:t>已修复：BookServlet新增validateBook()（书名非空、价格≥0且合法数字、销量/库存≥0），add/update入库前调用，不合法转发回book_edit.jsp显示红色提示；非法价格不再以NULL入库。</w:t>
             </w:r>
           </w:p>
         </w:tc>
@@ -12754,7 +12517,7 @@
           </w:tcPr>
           <w:p>
             <w:r>
-              <w:t>——</w:t>
+              <w:t>丙（回归 run-tests.bat 12/12 通过后关闭）</w:t>
             </w:r>
           </w:p>
         </w:tc>
@@ -12787,19 +12550,18 @@
     </w:tbl>
     <w:p>
       <w:pPr>
-        <w:pStyle w:val="4"/>
-        <w:spacing w:before="60" w:after="60" w:line="360" w:lineRule="auto"/>
-        <w:rPr>
-          <w:rFonts w:eastAsia="黑体"/>
-          <w:sz w:val="28"/>
-          <w:szCs w:val="28"/>
+        <w:pStyle w:val="6"/>
+        <w:tabs>
+          <w:tab w:val="right" w:leader="dot" w:pos="8296"/>
+        </w:tabs>
+        <w:rPr>
+          <w:rFonts w:ascii="等线" w:hAnsi="等线" w:eastAsia="等线"/>
+          <w:szCs w:val="22"/>
         </w:rPr>
       </w:pPr>
       <w:r>
         <w:rPr>
-          <w:rFonts w:eastAsia="黑体"/>
-          <w:sz w:val="28"/>
-          <w:szCs w:val="28"/>
+          <w:rStyle w:val="15"/>
         </w:rPr>
         <w:t>表3.4.7  007-删除图书：非数字id引发500；不存在的id静默无提示</w:t>
       </w:r>
@@ -12826,17 +12588,17 @@
         </w:tblCellMar>
       </w:tblPr>
       <w:tblGrid>
-        <w:gridCol w:w="1652"/>
-        <w:gridCol w:w="81"/>
-        <w:gridCol w:w="1369"/>
-        <w:gridCol w:w="213"/>
-        <w:gridCol w:w="395"/>
-        <w:gridCol w:w="763"/>
-        <w:gridCol w:w="698"/>
-        <w:gridCol w:w="516"/>
-        <w:gridCol w:w="157"/>
-        <w:gridCol w:w="811"/>
-        <w:gridCol w:w="1021"/>
+        <w:gridCol w:w="1644"/>
+        <w:gridCol w:w="106"/>
+        <w:gridCol w:w="1377"/>
+        <w:gridCol w:w="214"/>
+        <w:gridCol w:w="392"/>
+        <w:gridCol w:w="759"/>
+        <w:gridCol w:w="696"/>
+        <w:gridCol w:w="513"/>
+        <w:gridCol w:w="156"/>
+        <w:gridCol w:w="805"/>
+        <w:gridCol w:w="1014"/>
       </w:tblGrid>
       <w:tr>
         <w:tblPrEx>
@@ -12900,14 +12662,8 @@
           </w:tcPr>
           <w:p>
             <w:r>
-              <w:rPr>
-                <w:rFonts w:hint="eastAsia"/>
-                <w:lang w:val="en-US" w:eastAsia="zh-CN"/>
-              </w:rPr>
-              <w:t>曹沛</w:t>
-            </w:r>
-            <w:bookmarkStart w:id="17" w:name="_GoBack"/>
-            <w:bookmarkEnd w:id="17"/>
+              <w:t>2026-09-15</w:t>
+            </w:r>
           </w:p>
         </w:tc>
         <w:tc>
@@ -12964,9 +12720,6 @@
                 <w:szCs w:val="18"/>
               </w:rPr>
             </w:pPr>
-            <w:r>
-              <w:t>2026-09-15</w:t>
-            </w:r>
           </w:p>
         </w:tc>
       </w:tr>
@@ -13379,7 +13132,7 @@
           </w:tcPr>
           <w:p>
             <w:r>
-              <w:t>打开</w:t>
+              <w:t>关闭</w:t>
             </w:r>
           </w:p>
         </w:tc>
@@ -13549,7 +13302,7 @@
           </w:tcPr>
           <w:p>
             <w:r>
-              <w:t>开发组（作业中暂未分配）</w:t>
+              <w:t>丙（开发+测试同一人，课程作业）</w:t>
             </w:r>
           </w:p>
         </w:tc>
@@ -13952,7 +13705,7 @@
           </w:tcPr>
           <w:p>
             <w:r>
-              <w:t>修复验证：id=abc与id=999999均有友好提示且无500；run-tests.bat复测test104应通过。</w:t>
+              <w:t>修复验证（已执行）：test104通过——id=abc与id=999999均返回200并显示"图书不存在"提示，存在的id正常删除。</w:t>
             </w:r>
           </w:p>
         </w:tc>
@@ -14069,25 +13822,8 @@
             <w:vAlign w:val="center"/>
           </w:tcPr>
           <w:p>
-            <w:pPr>
-              <w:tabs>
-                <w:tab w:val="right" w:leader="dot" w:pos="8296"/>
-              </w:tabs>
-              <w:spacing w:before="120" w:after="120"/>
-              <w:rPr>
-                <w:bCs/>
-                <w:sz w:val="18"/>
-                <w:szCs w:val="18"/>
-              </w:rPr>
-            </w:pPr>
-            <w:r>
-              <w:rPr>
-                <w:rFonts w:hint="eastAsia"/>
-                <w:bCs/>
-                <w:sz w:val="18"/>
-                <w:szCs w:val="18"/>
-              </w:rPr>
-              <w:t>解决者</w:t>
+            <w:r>
+              <w:t>丙</w:t>
             </w:r>
           </w:p>
         </w:tc>
@@ -14104,7 +13840,7 @@
           </w:tcPr>
           <w:p>
             <w:r>
-              <w:t>未修复</w:t>
+              <w:t>2026-09-15</w:t>
             </w:r>
           </w:p>
         </w:tc>
@@ -14201,26 +13937,8 @@
             <w:vAlign w:val="center"/>
           </w:tcPr>
           <w:p>
-            <w:pPr>
-              <w:tabs>
-                <w:tab w:val="right" w:leader="dot" w:pos="8296"/>
-              </w:tabs>
-              <w:spacing w:before="120" w:after="120"/>
-              <w:rPr>
-                <w:rFonts w:hint="eastAsia"/>
-                <w:bCs/>
-                <w:sz w:val="18"/>
-                <w:szCs w:val="18"/>
-              </w:rPr>
-            </w:pPr>
-            <w:r>
-              <w:rPr>
-                <w:rFonts w:hint="eastAsia"/>
-                <w:bCs/>
-                <w:sz w:val="18"/>
-                <w:szCs w:val="18"/>
-              </w:rPr>
-              <w:t>解决build</w:t>
+            <w:r>
+              <w:t>v1.1-fix</w:t>
             </w:r>
           </w:p>
         </w:tc>
@@ -14237,7 +13955,7 @@
           </w:tcPr>
           <w:p>
             <w:r>
-              <w:t>建议方案（见下）</w:t>
+              <w:t>已修复并回归通过</w:t>
             </w:r>
           </w:p>
         </w:tc>
@@ -14335,7 +14053,7 @@
           </w:tcPr>
           <w:p>
             <w:r>
-              <w:t>用WebUtils.parseInt容错解析；按deleteBookById返回的影响行数给出相应提示。</w:t>
+              <w:t>已修复：delete改用WebUtils.parseInt容错（非法id取-1不再抛异常）；deleteBookById改为返回影响行数，0行时重定向携带"删除失败：图书不存在"，book_manager.jsp顶部显示提示。</w:t>
             </w:r>
           </w:p>
         </w:tc>
@@ -14399,7 +14117,7 @@
           </w:tcPr>
           <w:p>
             <w:r>
-              <w:t>——</w:t>
+              <w:t>丙（回归 run-tests.bat 12/12 通过后关闭）</w:t>
             </w:r>
           </w:p>
         </w:tc>
@@ -14432,19 +14150,18 @@
     </w:tbl>
     <w:p>
       <w:pPr>
-        <w:pStyle w:val="4"/>
-        <w:spacing w:before="60" w:after="60" w:line="360" w:lineRule="auto"/>
-        <w:rPr>
-          <w:rFonts w:eastAsia="黑体"/>
-          <w:sz w:val="28"/>
-          <w:szCs w:val="28"/>
+        <w:pStyle w:val="6"/>
+        <w:tabs>
+          <w:tab w:val="right" w:leader="dot" w:pos="8296"/>
+        </w:tabs>
+        <w:rPr>
+          <w:rFonts w:ascii="等线" w:hAnsi="等线" w:eastAsia="等线"/>
+          <w:szCs w:val="22"/>
         </w:rPr>
       </w:pPr>
       <w:r>
         <w:rPr>
-          <w:rFonts w:eastAsia="黑体"/>
-          <w:sz w:val="28"/>
-          <w:szCs w:val="28"/>
+          <w:rStyle w:val="15"/>
         </w:rPr>
         <w:t>表3.4.8  008-新增重复用户名触发唯一约束，服务端500错误页</w:t>
       </w:r>
@@ -14471,17 +14188,17 @@
         </w:tblCellMar>
       </w:tblPr>
       <w:tblGrid>
-        <w:gridCol w:w="2455"/>
-        <w:gridCol w:w="123"/>
-        <w:gridCol w:w="1105"/>
-        <w:gridCol w:w="184"/>
-        <w:gridCol w:w="316"/>
-        <w:gridCol w:w="610"/>
-        <w:gridCol w:w="575"/>
-        <w:gridCol w:w="396"/>
-        <w:gridCol w:w="121"/>
-        <w:gridCol w:w="816"/>
-        <w:gridCol w:w="975"/>
+        <w:gridCol w:w="2426"/>
+        <w:gridCol w:w="152"/>
+        <w:gridCol w:w="1388"/>
+        <w:gridCol w:w="216"/>
+        <w:gridCol w:w="293"/>
+        <w:gridCol w:w="566"/>
+        <w:gridCol w:w="591"/>
+        <w:gridCol w:w="362"/>
+        <w:gridCol w:w="111"/>
+        <w:gridCol w:w="722"/>
+        <w:gridCol w:w="849"/>
       </w:tblGrid>
       <w:tr>
         <w:tblPrEx>
@@ -14544,18 +14261,8 @@
             <w:vAlign w:val="center"/>
           </w:tcPr>
           <w:p>
-            <w:pPr>
-              <w:rPr>
-                <w:rFonts w:hint="eastAsia" w:eastAsia="宋体"/>
-                <w:lang w:val="en-US" w:eastAsia="zh-CN"/>
-              </w:rPr>
-            </w:pPr>
-            <w:r>
-              <w:rPr>
-                <w:rFonts w:hint="eastAsia"/>
-                <w:lang w:val="en-US" w:eastAsia="zh-CN"/>
-              </w:rPr>
-              <w:t>曹沛</w:t>
+            <w:r>
+              <w:t>2026-09-15</w:t>
             </w:r>
           </w:p>
         </w:tc>
@@ -14613,9 +14320,6 @@
                 <w:szCs w:val="18"/>
               </w:rPr>
             </w:pPr>
-            <w:r>
-              <w:t>2026-09-15</w:t>
-            </w:r>
           </w:p>
         </w:tc>
       </w:tr>
@@ -15028,7 +14732,7 @@
           </w:tcPr>
           <w:p>
             <w:r>
-              <w:t>打开</w:t>
+              <w:t>关闭</w:t>
             </w:r>
           </w:p>
         </w:tc>
@@ -15198,7 +14902,7 @@
           </w:tcPr>
           <w:p>
             <w:r>
-              <w:t>开发组（作业中暂未分配）</w:t>
+              <w:t>丙（开发+测试同一人，课程作业）</w:t>
             </w:r>
           </w:p>
         </w:tc>
@@ -15601,7 +15305,7 @@
           </w:tcPr>
           <w:p>
             <w:r>
-              <w:t>修复验证：重复用户名返回带提示的页面（非500）；正常新增/删除不受影响；run-tests.bat复测test105应通过。</w:t>
+              <w:t>修复验证（已执行）：test105通过——重复用户名返回200带提示，正常新增/删除不受影响。</w:t>
             </w:r>
           </w:p>
         </w:tc>
@@ -15718,25 +15422,8 @@
             <w:vAlign w:val="center"/>
           </w:tcPr>
           <w:p>
-            <w:pPr>
-              <w:tabs>
-                <w:tab w:val="right" w:leader="dot" w:pos="8296"/>
-              </w:tabs>
-              <w:spacing w:before="120" w:after="120"/>
-              <w:rPr>
-                <w:bCs/>
-                <w:sz w:val="18"/>
-                <w:szCs w:val="18"/>
-              </w:rPr>
-            </w:pPr>
-            <w:r>
-              <w:rPr>
-                <w:rFonts w:hint="eastAsia"/>
-                <w:bCs/>
-                <w:sz w:val="18"/>
-                <w:szCs w:val="18"/>
-              </w:rPr>
-              <w:t>解决者</w:t>
+            <w:r>
+              <w:t>丙</w:t>
             </w:r>
           </w:p>
         </w:tc>
@@ -15753,7 +15440,7 @@
           </w:tcPr>
           <w:p>
             <w:r>
-              <w:t>未修复</w:t>
+              <w:t>2026-09-15</w:t>
             </w:r>
           </w:p>
         </w:tc>
@@ -15850,26 +15537,8 @@
             <w:vAlign w:val="center"/>
           </w:tcPr>
           <w:p>
-            <w:pPr>
-              <w:tabs>
-                <w:tab w:val="right" w:leader="dot" w:pos="8296"/>
-              </w:tabs>
-              <w:spacing w:before="120" w:after="120"/>
-              <w:rPr>
-                <w:rFonts w:hint="eastAsia"/>
-                <w:bCs/>
-                <w:sz w:val="18"/>
-                <w:szCs w:val="18"/>
-              </w:rPr>
-            </w:pPr>
-            <w:r>
-              <w:rPr>
-                <w:rFonts w:hint="eastAsia"/>
-                <w:bCs/>
-                <w:sz w:val="18"/>
-                <w:szCs w:val="18"/>
-              </w:rPr>
-              <w:t>解决build</w:t>
+            <w:r>
+              <w:t>v1.1-fix</w:t>
             </w:r>
           </w:p>
         </w:tc>
@@ -15886,7 +15555,7 @@
           </w:tcPr>
           <w:p>
             <w:r>
-              <w:t>建议方案（见下）</w:t>
+              <w:t>已修复并回归通过</w:t>
             </w:r>
           </w:p>
         </w:tc>
@@ -15984,7 +15653,7 @@
           </w:tcPr>
           <w:p>
             <w:r>
-              <w:t>add前先userService.existsUsername判断；或捕获约束冲突异常转发带提示的表单页。</w:t>
+              <w:t>已修复：ManagerUserServlet.add入库前调用userService.existsUsername预检（并补用户名非空校验），重复时转发回user_edit.jsp显示"新增失败：用户名已存在"，不再触发唯一约束异常。</w:t>
             </w:r>
           </w:p>
         </w:tc>
@@ -16048,7 +15717,7 @@
           </w:tcPr>
           <w:p>
             <w:r>
-              <w:t>——</w:t>
+              <w:t>丙（回归 run-tests.bat 12/12 通过后关闭）</w:t>
             </w:r>
           </w:p>
         </w:tc>
@@ -16087,7 +15756,7 @@
           <w:rFonts w:hint="eastAsia"/>
         </w:rPr>
       </w:pPr>
-      <w:bookmarkStart w:id="16" w:name="_Toc5314"/>
+      <w:bookmarkStart w:id="16" w:name="_Toc29613"/>
       <w:r>
         <w:rPr>
           <w:rFonts w:hint="eastAsia"/>
@@ -16099,28 +15768,47 @@
     <w:p>
       <w:pPr>
         <w:spacing w:line="360" w:lineRule="auto"/>
-        <w:ind w:firstLine="420" w:firstLineChars="0"/>
+        <w:ind w:firstLine="420" w:firstLineChars="200"/>
         <w:rPr>
           <w:rFonts w:hint="eastAsia"/>
+          <w:color w:val="0000FF"/>
         </w:rPr>
       </w:pPr>
       <w:r>
         <w:rPr>
           <w:rFonts w:hint="eastAsia"/>
-        </w:rPr>
-        <w:t>本次功能测试共执行12条自动化用例（M3模块6条、M6模块6条），通过5条、不通过7条，确认有效缺陷8个：严重程度高4个（pageSize除零500、翻页URL未编码、新增图书无校验、重复用户名500），中4个（min&gt;max无提示、小数价格失效、榜单跳过第一名、删除id容错缺失）。缺陷分布规律明显：M3集中于参数校验缺失与SQL细节错误，M6集中于输入校验与异常处理缺失，反映出项目缺少统一的参数校验层和全局异常处理。建议开发组按优先级先修复4个高级别缺陷（其中榜单LIMIT 1,50仅需改为LIMIT 50一行），修复后以tests\run-tests.bat对12条用例做回归验证。</w:t>
+          <w:color w:val="0000FF"/>
+        </w:rPr>
+        <w:t>本次功能测试共执行12条自动化用例（M3模块6条、M6模块6条），初测通过5条、不通过7条，确认有效缺陷8个：严重程度高4个（pageSize除零500、翻页URL未编码、新增图书无校验、重复用户名500），中4个（min&gt;max无提示、小数价格失效、榜单跳过第一名、删除id容错缺失）。缺陷分布规律明显：M3集中于参数校验缺失与SQL细节错误，M6集中于输入校验与异常处理缺失，反映出项目缺少统一的参数校验层和全局异常处理。</w:t>
+      </w:r>
+      <w:r>
+        <w:rPr>
+          <w:rFonts w:hint="eastAsia"/>
+          <w:color w:val="0000FF"/>
+        </w:rPr>
+        <w:br w:type="textWrapping"/>
+      </w:r>
+      <w:r>
+        <w:rPr>
+          <w:rFonts w:hint="eastAsia"/>
+          <w:color w:val="0000FF"/>
+        </w:rPr>
+        <w:t>修复闭环：8个缺陷已于2026-09-15全部修复（build v1.1-fix），修复后运行 tests\run-tests.bat 回归，12条用例全部通过（通过率100%），无回归缺陷，数据库测试数据全部还原。被测的M3、M6两个模块达到发布标准，全部缺陷关闭。</w:t>
       </w:r>
     </w:p>
     <w:p>
       <w:pPr>
         <w:spacing w:line="360" w:lineRule="auto"/>
+        <w:ind w:firstLine="420" w:firstLineChars="200"/>
         <w:rPr>
           <w:rFonts w:hint="eastAsia"/>
+          <w:color w:val="0000FF"/>
         </w:rPr>
       </w:pPr>
       <w:r>
         <w:rPr>
           <w:rFonts w:hint="eastAsia"/>
+          <w:color w:val="0000FF"/>
         </w:rPr>
         <w:t>（如果冒烟测试不能通过，则应将被测软件打回，经修改后提交进行第二轮冒烟测试，且应记录第二轮冒烟测试的具体执行过程。）</w:t>
       </w:r>
@@ -16413,23 +16101,8 @@
       </w:rPr>
     </w:lvl>
   </w:abstractNum>
-  <w:abstractNum w:abstractNumId="1">
-    <w:nsid w:val="7D6563AF"/>
-    <w:multiLevelType w:val="singleLevel"/>
-    <w:tmpl w:val="7D6563AF"/>
-    <w:lvl w:ilvl="0" w:tentative="0">
-      <w:start w:val="1"/>
-      <w:numFmt w:val="decimal"/>
-      <w:suff w:val="space"/>
-      <w:lvlText w:val="%1."/>
-      <w:lvlJc w:val="left"/>
-    </w:lvl>
-  </w:abstractNum>
   <w:num w:numId="1">
     <w:abstractNumId w:val="0"/>
-  </w:num>
-  <w:num w:numId="2">
-    <w:abstractNumId w:val="1"/>
   </w:num>
 </w:numbering>
 </file>
@@ -16464,9 +16137,9 @@
     <w:lsdException w:unhideWhenUsed="0" w:uiPriority="0" w:semiHidden="0" w:name="index 7"/>
     <w:lsdException w:unhideWhenUsed="0" w:uiPriority="0" w:semiHidden="0" w:name="index 8"/>
     <w:lsdException w:unhideWhenUsed="0" w:uiPriority="0" w:semiHidden="0" w:name="index 9"/>
-    <w:lsdException w:qFormat="1" w:unhideWhenUsed="0" w:uiPriority="39" w:semiHidden="0" w:name="toc 1"/>
-    <w:lsdException w:qFormat="1" w:unhideWhenUsed="0" w:uiPriority="39" w:semiHidden="0" w:name="toc 2"/>
-    <w:lsdException w:qFormat="1" w:unhideWhenUsed="0" w:uiPriority="39" w:semiHidden="0" w:name="toc 3"/>
+    <w:lsdException w:unhideWhenUsed="0" w:uiPriority="39" w:semiHidden="0" w:name="toc 1"/>
+    <w:lsdException w:unhideWhenUsed="0" w:uiPriority="39" w:semiHidden="0" w:name="toc 2"/>
+    <w:lsdException w:unhideWhenUsed="0" w:uiPriority="39" w:semiHidden="0" w:name="toc 3"/>
     <w:lsdException w:unhideWhenUsed="0" w:uiPriority="0" w:semiHidden="0" w:name="toc 4"/>
     <w:lsdException w:unhideWhenUsed="0" w:uiPriority="0" w:semiHidden="0" w:name="toc 5"/>
     <w:lsdException w:unhideWhenUsed="0" w:uiPriority="0" w:semiHidden="0" w:name="toc 6"/>
@@ -16477,7 +16150,7 @@
     <w:lsdException w:unhideWhenUsed="0" w:uiPriority="0" w:semiHidden="0" w:name="footnote text"/>
     <w:lsdException w:unhideWhenUsed="0" w:uiPriority="0" w:semiHidden="0" w:name="annotation text"/>
     <w:lsdException w:qFormat="1" w:unhideWhenUsed="0" w:uiPriority="0" w:semiHidden="0" w:name="header"/>
-    <w:lsdException w:qFormat="1" w:unhideWhenUsed="0" w:uiPriority="99" w:semiHidden="0" w:name="footer"/>
+    <w:lsdException w:unhideWhenUsed="0" w:uiPriority="99" w:semiHidden="0" w:name="footer"/>
     <w:lsdException w:unhideWhenUsed="0" w:uiPriority="0" w:semiHidden="0" w:name="index heading"/>
     <w:lsdException w:qFormat="1" w:uiPriority="0" w:name="caption"/>
     <w:lsdException w:unhideWhenUsed="0" w:uiPriority="0" w:semiHidden="0" w:name="table of figures"/>
@@ -16530,11 +16203,11 @@
     <w:lsdException w:unhideWhenUsed="0" w:uiPriority="0" w:semiHidden="0" w:name="Body Text Indent 2"/>
     <w:lsdException w:unhideWhenUsed="0" w:uiPriority="0" w:semiHidden="0" w:name="Body Text Indent 3"/>
     <w:lsdException w:unhideWhenUsed="0" w:uiPriority="0" w:semiHidden="0" w:name="Block Text"/>
-    <w:lsdException w:qFormat="1" w:unhideWhenUsed="0" w:uiPriority="99" w:semiHidden="0" w:name="Hyperlink"/>
+    <w:lsdException w:unhideWhenUsed="0" w:uiPriority="99" w:semiHidden="0" w:name="Hyperlink"/>
     <w:lsdException w:unhideWhenUsed="0" w:uiPriority="0" w:semiHidden="0" w:name="FollowedHyperlink"/>
     <w:lsdException w:qFormat="1" w:unhideWhenUsed="0" w:uiPriority="0" w:semiHidden="0" w:name="Strong"/>
     <w:lsdException w:qFormat="1" w:unhideWhenUsed="0" w:uiPriority="0" w:semiHidden="0" w:name="Emphasis"/>
-    <w:lsdException w:qFormat="1" w:unhideWhenUsed="0" w:uiPriority="0" w:name="Document Map"/>
+    <w:lsdException w:unhideWhenUsed="0" w:uiPriority="0" w:name="Document Map"/>
     <w:lsdException w:unhideWhenUsed="0" w:uiPriority="0" w:semiHidden="0" w:name="Plain Text"/>
     <w:lsdException w:unhideWhenUsed="0" w:uiPriority="0" w:semiHidden="0" w:name="E-mail Signature"/>
     <w:lsdException w:unhideWhenUsed="0" w:uiPriority="0" w:semiHidden="0" w:name="Normal (Web)"/>
@@ -16592,8 +16265,8 @@
     <w:lsdException w:unhideWhenUsed="0" w:uiPriority="0" w:semiHidden="0" w:name="Table Web 1"/>
     <w:lsdException w:unhideWhenUsed="0" w:uiPriority="0" w:semiHidden="0" w:name="Table Web 2"/>
     <w:lsdException w:unhideWhenUsed="0" w:uiPriority="0" w:semiHidden="0" w:name="Table Web 3"/>
-    <w:lsdException w:qFormat="1" w:unhideWhenUsed="0" w:uiPriority="0" w:name="Balloon Text"/>
-    <w:lsdException w:qFormat="1" w:unhideWhenUsed="0" w:uiPriority="0" w:semiHidden="0" w:name="Table Grid"/>
+    <w:lsdException w:unhideWhenUsed="0" w:uiPriority="0" w:name="Balloon Text"/>
+    <w:lsdException w:unhideWhenUsed="0" w:uiPriority="0" w:semiHidden="0" w:name="Table Grid"/>
     <w:lsdException w:unhideWhenUsed="0" w:uiPriority="0" w:semiHidden="0" w:name="Table Theme"/>
     <w:lsdException w:unhideWhenUsed="0" w:uiPriority="60" w:semiHidden="0" w:name="Light Shading"/>
     <w:lsdException w:unhideWhenUsed="0" w:uiPriority="61" w:semiHidden="0" w:name="Light List"/>
@@ -16793,7 +16466,6 @@
     <w:name w:val="Document Map"/>
     <w:basedOn w:val="1"/>
     <w:semiHidden/>
-    <w:qFormat/>
     <w:uiPriority w:val="0"/>
     <w:pPr>
       <w:shd w:val="clear" w:color="auto" w:fill="000080"/>
@@ -16803,7 +16475,6 @@
     <w:name w:val="toc 3"/>
     <w:basedOn w:val="1"/>
     <w:next w:val="1"/>
-    <w:qFormat/>
     <w:uiPriority w:val="39"/>
     <w:pPr>
       <w:ind w:left="840" w:leftChars="400"/>
@@ -16813,7 +16484,6 @@
     <w:name w:val="Balloon Text"/>
     <w:basedOn w:val="1"/>
     <w:semiHidden/>
-    <w:qFormat/>
     <w:uiPriority w:val="0"/>
     <w:rPr>
       <w:sz w:val="18"/>
@@ -16824,7 +16494,6 @@
     <w:name w:val="footer"/>
     <w:basedOn w:val="1"/>
     <w:link w:val="18"/>
-    <w:qFormat/>
     <w:uiPriority w:val="99"/>
     <w:pPr>
       <w:tabs>
@@ -16865,7 +16534,6 @@
     <w:name w:val="toc 1"/>
     <w:basedOn w:val="1"/>
     <w:next w:val="1"/>
-    <w:qFormat/>
     <w:uiPriority w:val="39"/>
     <w:pPr>
       <w:tabs>
@@ -16884,7 +16552,6 @@
     <w:name w:val="toc 2"/>
     <w:basedOn w:val="1"/>
     <w:next w:val="1"/>
-    <w:qFormat/>
     <w:uiPriority w:val="39"/>
     <w:pPr>
       <w:ind w:left="420" w:leftChars="200"/>
@@ -16893,7 +16560,6 @@
   <w:style w:type="table" w:styleId="13">
     <w:name w:val="Table Grid"/>
     <w:basedOn w:val="12"/>
-    <w:qFormat/>
     <w:uiPriority w:val="0"/>
     <w:pPr>
       <w:widowControl w:val="0"/>
@@ -16912,7 +16578,6 @@
   </w:style>
   <w:style w:type="character" w:styleId="15">
     <w:name w:val="Hyperlink"/>
-    <w:qFormat/>
     <w:uiPriority w:val="99"/>
     <w:rPr>
       <w:color w:val="0000FF"/>
@@ -16922,7 +16587,6 @@
   <w:style w:type="paragraph" w:customStyle="1" w:styleId="16">
     <w:name w:val="表格首行"/>
     <w:basedOn w:val="1"/>
-    <w:qFormat/>
     <w:uiPriority w:val="0"/>
     <w:pPr>
       <w:spacing w:line="360" w:lineRule="auto"/>
@@ -16938,7 +16602,6 @@
   <w:style w:type="character" w:customStyle="1" w:styleId="17">
     <w:name w:val="页眉 Char"/>
     <w:link w:val="9"/>
-    <w:qFormat/>
     <w:uiPriority w:val="0"/>
     <w:rPr>
       <w:kern w:val="2"/>
@@ -16949,7 +16612,6 @@
   <w:style w:type="character" w:customStyle="1" w:styleId="18">
     <w:name w:val="页脚 Char"/>
     <w:link w:val="8"/>
-    <w:qFormat/>
     <w:uiPriority w:val="99"/>
     <w:rPr>
       <w:kern w:val="2"/>
